--- a/docs/exports/15-IMAGEKIT.docx
+++ b/docs/exports/15-IMAGEKIT.docx
@@ -1454,6 +1454,9 @@
             <w:pPr>
               <w:pStyle w:val="Compact"/>
             </w:pPr>
+            <w:r>
+              <w:t xml:space="preserve">a new picture with the same pixels; 0: no picture, no memory</w:t>
+            </w:r>
           </w:p>
         </w:tc>
         <w:tc>
@@ -1492,6 +1495,9 @@
             <w:pPr>
               <w:pStyle w:val="Compact"/>
             </w:pPr>
+            <w:r>
+              <w:t xml:space="preserve">the picture and its pixels freed (0: nothing)</w:t>
+            </w:r>
           </w:p>
         </w:tc>
         <w:tc>
@@ -1530,6 +1536,9 @@
             <w:pPr>
               <w:pStyle w:val="Compact"/>
             </w:pPr>
+            <w:r>
+              <w:t xml:space="preserve">in pixels (0: no picture)</w:t>
+            </w:r>
           </w:p>
         </w:tc>
         <w:tc>
@@ -1568,6 +1577,9 @@
             <w:pPr>
               <w:pStyle w:val="Compact"/>
             </w:pPr>
+            <w:r>
+              <w:t xml:space="preserve">in pixels (0: no picture)</w:t>
+            </w:r>
           </w:p>
         </w:tc>
         <w:tc>
@@ -1688,6 +1700,9 @@
             <w:pPr>
               <w:pStyle w:val="Compact"/>
             </w:pPr>
+            <w:r>
+              <w:t xml:space="preserve">every pixel set to that 0xAARRGGBB value</w:t>
+            </w:r>
           </w:p>
         </w:tc>
         <w:tc>
@@ -2054,6 +2069,9 @@
             <w:pPr>
               <w:pStyle w:val="Compact"/>
             </w:pPr>
+            <w:r>
+              <w:t xml:space="preserve">the same from a file's n bytes in memory (flags: ignored, no orientation applied); 0</w:t>
+            </w:r>
           </w:p>
         </w:tc>
         <w:tc>
@@ -2174,6 +2192,9 @@
             <w:pPr>
               <w:pStyle w:val="Compact"/>
             </w:pPr>
+            <w:r>
+              <w:t xml:space="preserve">the file read, every frame decoded (a still picture: one frame); 0: not read</w:t>
+            </w:r>
           </w:p>
         </w:tc>
         <w:tc>
@@ -2212,6 +2233,9 @@
             <w:pPr>
               <w:pStyle w:val="Compact"/>
             </w:pPr>
+            <w:r>
+              <w:t xml:space="preserve">the same from a file's n bytes in memory; 0</w:t>
+            </w:r>
           </w:p>
         </w:tc>
         <w:tc>
@@ -2250,6 +2274,9 @@
             <w:pPr>
               <w:pStyle w:val="Compact"/>
             </w:pPr>
+            <w:r>
+              <w:t xml:space="preserve">how many frames it holds (0: none)</w:t>
+            </w:r>
           </w:p>
         </w:tc>
         <w:tc>
@@ -2370,6 +2397,9 @@
             <w:pPr>
               <w:pStyle w:val="Compact"/>
             </w:pPr>
+            <w:r>
+              <w:t xml:space="preserve">every frame's width, pixels</w:t>
+            </w:r>
           </w:p>
         </w:tc>
         <w:tc>
@@ -2408,6 +2438,9 @@
             <w:pPr>
               <w:pStyle w:val="Compact"/>
             </w:pPr>
+            <w:r>
+              <w:t xml:space="preserve">every frame's height, pixels</w:t>
+            </w:r>
           </w:p>
         </w:tc>
         <w:tc>
@@ -2446,6 +2479,9 @@
             <w:pPr>
               <w:pStyle w:val="Compact"/>
             </w:pPr>
+            <w:r>
+              <w:t xml:space="preserve">the frames it still holds and the handle freed (0: nothing)</w:t>
+            </w:r>
           </w:p>
         </w:tc>
         <w:tc>
@@ -3818,6 +3854,18 @@
         <w:t xml:space="preserve">);</w:t>
       </w:r>
       <w:r>
+        <w:rPr>
+          <w:rStyle w:val="NormalTok"/>
+        </w:rPr>
+        <w:t xml:space="preserve">   </w:t>
+      </w:r>
+      <w:r>
+        <w:rPr>
+          <w:rStyle w:val="CommentTok"/>
+        </w:rPr>
+        <w:t xml:space="preserve">// a new picture with the same pixels; 0: no picture, no memory</w:t>
+      </w:r>
+      <w:r>
         <w:br/>
       </w:r>
       <w:r>
@@ -3863,6 +3911,18 @@
         <w:t xml:space="preserve">);</w:t>
       </w:r>
       <w:r>
+        <w:rPr>
+          <w:rStyle w:val="NormalTok"/>
+        </w:rPr>
+        <w:t xml:space="preserve">  </w:t>
+      </w:r>
+      <w:r>
+        <w:rPr>
+          <w:rStyle w:val="CommentTok"/>
+        </w:rPr>
+        <w:t xml:space="preserve">// the picture and its pixels freed (0: nothing)</w:t>
+      </w:r>
+      <w:r>
         <w:br/>
       </w:r>
       <w:r>
@@ -3914,6 +3974,18 @@
         <w:t xml:space="preserve">);</w:t>
       </w:r>
       <w:r>
+        <w:rPr>
+          <w:rStyle w:val="NormalTok"/>
+        </w:rPr>
+        <w:t xml:space="preserve">  </w:t>
+      </w:r>
+      <w:r>
+        <w:rPr>
+          <w:rStyle w:val="CommentTok"/>
+        </w:rPr>
+        <w:t xml:space="preserve">// in pixels (0: no picture)</w:t>
+      </w:r>
+      <w:r>
         <w:br/>
       </w:r>
       <w:r>
@@ -3965,6 +4037,18 @@
         <w:t xml:space="preserve">);</w:t>
       </w:r>
       <w:r>
+        <w:rPr>
+          <w:rStyle w:val="NormalTok"/>
+        </w:rPr>
+        <w:t xml:space="preserve"> </w:t>
+      </w:r>
+      <w:r>
+        <w:rPr>
+          <w:rStyle w:val="CommentTok"/>
+        </w:rPr>
+        <w:t xml:space="preserve">// in pixels (0: no picture)</w:t>
+      </w:r>
+      <w:r>
         <w:br/>
       </w:r>
       <w:r>
@@ -4164,6 +4248,18 @@
           <w:rStyle w:val="OperatorTok"/>
         </w:rPr>
         <w:t xml:space="preserve">);</w:t>
+      </w:r>
+      <w:r>
+        <w:rPr>
+          <w:rStyle w:val="NormalTok"/>
+        </w:rPr>
+        <w:t xml:space="preserve"> </w:t>
+      </w:r>
+      <w:r>
+        <w:rPr>
+          <w:rStyle w:val="CommentTok"/>
+        </w:rPr>
+        <w:t xml:space="preserve">// every pixel set to that 0xAARRGGBB value</w:t>
       </w:r>
       <w:r>
         <w:br/>
@@ -5569,6 +5665,18 @@
         <w:t xml:space="preserve">);</w:t>
       </w:r>
       <w:r>
+        <w:rPr>
+          <w:rStyle w:val="NormalTok"/>
+        </w:rPr>
+        <w:t xml:space="preserve">    </w:t>
+      </w:r>
+      <w:r>
+        <w:rPr>
+          <w:rStyle w:val="CommentTok"/>
+        </w:rPr>
+        <w:t xml:space="preserve">// the same from a file's n bytes in memory (flags: ignored, no orientation applied); 0</w:t>
+      </w:r>
+      <w:r>
         <w:br/>
       </w:r>
       <w:r>
@@ -5831,6 +5939,18 @@
         <w:t xml:space="preserve">);</w:t>
       </w:r>
       <w:r>
+        <w:rPr>
+          <w:rStyle w:val="NormalTok"/>
+        </w:rPr>
+        <w:t xml:space="preserve">   </w:t>
+      </w:r>
+      <w:r>
+        <w:rPr>
+          <w:rStyle w:val="CommentTok"/>
+        </w:rPr>
+        <w:t xml:space="preserve">// the file read, every frame decoded (a still picture: one frame); 0: not read</w:t>
+      </w:r>
+      <w:r>
         <w:br/>
       </w:r>
       <w:r>
@@ -5924,6 +6044,18 @@
         <w:t xml:space="preserve">);</w:t>
       </w:r>
       <w:r>
+        <w:rPr>
+          <w:rStyle w:val="NormalTok"/>
+        </w:rPr>
+        <w:t xml:space="preserve">   </w:t>
+      </w:r>
+      <w:r>
+        <w:rPr>
+          <w:rStyle w:val="CommentTok"/>
+        </w:rPr>
+        <w:t xml:space="preserve">// the same from a file's n bytes in memory; 0</w:t>
+      </w:r>
+      <w:r>
         <w:br/>
       </w:r>
       <w:r>
@@ -5975,6 +6107,18 @@
         <w:t xml:space="preserve">);</w:t>
       </w:r>
       <w:r>
+        <w:rPr>
+          <w:rStyle w:val="NormalTok"/>
+        </w:rPr>
+        <w:t xml:space="preserve">   </w:t>
+      </w:r>
+      <w:r>
+        <w:rPr>
+          <w:rStyle w:val="CommentTok"/>
+        </w:rPr>
+        <w:t xml:space="preserve">// how many frames it holds (0: none)</w:t>
+      </w:r>
+      <w:r>
         <w:br/>
       </w:r>
       <w:r>
@@ -6224,6 +6368,18 @@
         <w:t xml:space="preserve">);</w:t>
       </w:r>
       <w:r>
+        <w:rPr>
+          <w:rStyle w:val="NormalTok"/>
+        </w:rPr>
+        <w:t xml:space="preserve">   </w:t>
+      </w:r>
+      <w:r>
+        <w:rPr>
+          <w:rStyle w:val="CommentTok"/>
+        </w:rPr>
+        <w:t xml:space="preserve">// every frame's width, pixels</w:t>
+      </w:r>
+      <w:r>
         <w:br/>
       </w:r>
       <w:r>
@@ -6275,6 +6431,18 @@
         <w:t xml:space="preserve">);</w:t>
       </w:r>
       <w:r>
+        <w:rPr>
+          <w:rStyle w:val="NormalTok"/>
+        </w:rPr>
+        <w:t xml:space="preserve">  </w:t>
+      </w:r>
+      <w:r>
+        <w:rPr>
+          <w:rStyle w:val="CommentTok"/>
+        </w:rPr>
+        <w:t xml:space="preserve">// every frame's height, pixels</w:t>
+      </w:r>
+      <w:r>
         <w:br/>
       </w:r>
       <w:r>
@@ -6318,6 +6486,18 @@
           <w:rStyle w:val="OperatorTok"/>
         </w:rPr>
         <w:t xml:space="preserve">);</w:t>
+      </w:r>
+      <w:r>
+        <w:rPr>
+          <w:rStyle w:val="NormalTok"/>
+        </w:rPr>
+        <w:t xml:space="preserve"> </w:t>
+      </w:r>
+      <w:r>
+        <w:rPr>
+          <w:rStyle w:val="CommentTok"/>
+        </w:rPr>
+        <w:t xml:space="preserve">// the frames it still holds and the handle freed (0: nothing)</w:t>
       </w:r>
     </w:p>
     <w:p>

--- a/docs/exports/15-IMAGEKIT.docx
+++ b/docs/exports/15-IMAGEKIT.docx
@@ -24,133 +24,133 @@
       </w:pPr>
       <w:r>
         <w:rPr>
+          <w:iCs/>
           <w:i/>
+        </w:rPr>
+        <w:t xml:space="preserve">The reference of</w:t>
+      </w:r>
+      <w:r>
+        <w:rPr>
           <w:iCs/>
-        </w:rPr>
-        <w:t xml:space="preserve">The reference of</w:t>
-      </w:r>
-      <w:r>
-        <w:rPr>
           <w:i/>
+        </w:rPr>
+        <w:t xml:space="preserve"> </w:t>
+      </w:r>
+      <w:r>
+        <w:rPr>
+          <w:bCs/>
+          <w:b/>
           <w:iCs/>
-        </w:rPr>
-        <w:t xml:space="preserve"> </w:t>
-      </w:r>
-      <w:r>
-        <w:rPr>
-          <w:b/>
-          <w:bCs/>
           <w:i/>
+        </w:rPr>
+        <w:t xml:space="preserve">ImageKit</w:t>
+      </w:r>
+      <w:r>
+        <w:rPr>
           <w:iCs/>
-        </w:rPr>
-        <w:t xml:space="preserve">ImageKit</w:t>
-      </w:r>
-      <w:r>
-        <w:rPr>
           <w:i/>
+        </w:rPr>
+        <w:t xml:space="preserve"> </w:t>
+      </w:r>
+      <w:r>
+        <w:rPr>
           <w:iCs/>
-        </w:rPr>
-        <w:t xml:space="preserve"> </w:t>
-      </w:r>
-      <w:r>
-        <w:rPr>
           <w:i/>
+        </w:rPr>
+        <w:t xml:space="preserve">(</w:t>
+      </w:r>
+      <w:r>
+        <w:rPr>
+          <w:rStyle w:val="VerbatimChar"/>
           <w:iCs/>
-        </w:rPr>
-        <w:t xml:space="preserve">(</w:t>
+          <w:i/>
+        </w:rPr>
+        <w:t xml:space="preserve">SD:/lib/imagekit.so</w:t>
+      </w:r>
+      <w:r>
+        <w:rPr>
+          <w:iCs/>
+          <w:i/>
+        </w:rPr>
+        <w:t xml:space="preserve">,</w:t>
+      </w:r>
+      <w:r>
+        <w:rPr>
+          <w:iCs/>
+          <w:i/>
+        </w:rPr>
+        <w:t xml:space="preserve"> </w:t>
       </w:r>
       <w:r>
         <w:rPr>
           <w:rStyle w:val="VerbatimChar"/>
+          <w:iCs/>
           <w:i/>
+        </w:rPr>
+        <w:t xml:space="preserve">user/Kits/imagekit</w:t>
+      </w:r>
+      <w:r>
+        <w:rPr>
           <w:iCs/>
-        </w:rPr>
-        <w:t xml:space="preserve">SD:/lib/imagekit.so</w:t>
-      </w:r>
-      <w:r>
-        <w:rPr>
           <w:i/>
+        </w:rPr>
+        <w:t xml:space="preserve">): what it is for, how a program uses it, and every operation it exposes. The operations' part is made from the kit's headers by</w:t>
+      </w:r>
+      <w:r>
+        <w:rPr>
           <w:iCs/>
-        </w:rPr>
-        <w:t xml:space="preserve">,</w:t>
-      </w:r>
-      <w:r>
-        <w:rPr>
           <w:i/>
+        </w:rPr>
+        <w:t xml:space="preserve"> </w:t>
+      </w:r>
+      <w:r>
+        <w:rPr>
+          <w:rStyle w:val="VerbatimChar"/>
           <w:iCs/>
-        </w:rPr>
-        <w:t xml:space="preserve"> </w:t>
-      </w:r>
-      <w:r>
-        <w:rPr>
-          <w:rStyle w:val="VerbatimChar"/>
           <w:i/>
+        </w:rPr>
+        <w:t xml:space="preserve">tools/docgen/kitdocs.py</w:t>
+      </w:r>
+      <w:r>
+        <w:rPr>
           <w:iCs/>
-        </w:rPr>
-        <w:t xml:space="preserve">user/Kits/imagekit</w:t>
-      </w:r>
-      <w:r>
-        <w:rPr>
           <w:i/>
+        </w:rPr>
+        <w:t xml:space="preserve"> </w:t>
+      </w:r>
+      <w:r>
+        <w:rPr>
           <w:iCs/>
-        </w:rPr>
-        <w:t xml:space="preserve">): what it is for, how a program uses it, and every operation it exposes. The operations' part is made from the kit's headers by</w:t>
-      </w:r>
-      <w:r>
-        <w:rPr>
           <w:i/>
+        </w:rPr>
+        <w:t xml:space="preserve">— the headers are the source. Overview of all the kits:</w:t>
+      </w:r>
+      <w:r>
+        <w:rPr>
           <w:iCs/>
-        </w:rPr>
-        <w:t xml:space="preserve"> </w:t>
-      </w:r>
-      <w:r>
-        <w:rPr>
-          <w:rStyle w:val="VerbatimChar"/>
           <w:i/>
-          <w:iCs/>
-        </w:rPr>
-        <w:t xml:space="preserve">tools/docgen/kitdocs.py</w:t>
-      </w:r>
-      <w:r>
-        <w:rPr>
-          <w:i/>
-          <w:iCs/>
-        </w:rPr>
-        <w:t xml:space="preserve"> </w:t>
-      </w:r>
-      <w:r>
-        <w:rPr>
-          <w:i/>
-          <w:iCs/>
-        </w:rPr>
-        <w:t xml:space="preserve">— the headers are the source. Overview of all the kits:</w:t>
-      </w:r>
-      <w:r>
-        <w:rPr>
-          <w:i/>
-          <w:iCs/>
-        </w:rPr>
-        <w:t xml:space="preserve"> </w:t>
-      </w:r>
-      <w:hyperlink r:id="rId18">
+        </w:rPr>
+        <w:t xml:space="preserve"> </w:t>
+      </w:r>
+      <w:hyperlink r:id="rId20">
         <w:r>
           <w:rPr>
             <w:rStyle w:val="Hyperlink"/>
+            <w:iCs/>
             <w:i/>
-            <w:iCs/>
           </w:rPr>
           <w:t xml:space="preserve">The Kits</w:t>
         </w:r>
       </w:hyperlink>
       <w:r>
         <w:rPr>
+          <w:iCs/>
           <w:i/>
-          <w:iCs/>
         </w:rPr>
         <w:t xml:space="preserve">.</w:t>
       </w:r>
     </w:p>
-    <w:bookmarkStart w:id="19" w:name="contents"/>
+    <w:bookmarkStart w:id="21" w:name="contents"/>
     <w:p>
       <w:pPr>
         <w:pStyle w:val="Heading2"/>
@@ -161,11 +161,11 @@
     </w:p>
     <w:p>
       <w:pPr>
-        <w:pStyle w:val="Compact"/>
         <w:numPr>
           <w:ilvl w:val="0"/>
           <w:numId w:val="1001"/>
         </w:numPr>
+        <w:pStyle w:val="Compact"/>
       </w:pPr>
       <w:hyperlink w:anchor="what-it-is">
         <w:r>
@@ -178,11 +178,11 @@
     </w:p>
     <w:p>
       <w:pPr>
-        <w:pStyle w:val="Compact"/>
         <w:numPr>
           <w:ilvl w:val="0"/>
           <w:numId w:val="1001"/>
         </w:numPr>
+        <w:pStyle w:val="Compact"/>
       </w:pPr>
       <w:hyperlink w:anchor="using-it">
         <w:r>
@@ -195,11 +195,11 @@
     </w:p>
     <w:p>
       <w:pPr>
-        <w:pStyle w:val="Compact"/>
         <w:numPr>
           <w:ilvl w:val="0"/>
           <w:numId w:val="1001"/>
         </w:numPr>
+        <w:pStyle w:val="Compact"/>
       </w:pPr>
       <w:hyperlink w:anchor="index">
         <w:r>
@@ -212,11 +212,11 @@
     </w:p>
     <w:p>
       <w:pPr>
-        <w:pStyle w:val="Compact"/>
         <w:numPr>
           <w:ilvl w:val="0"/>
           <w:numId w:val="1001"/>
         </w:numPr>
+        <w:pStyle w:val="Compact"/>
       </w:pPr>
       <w:hyperlink w:anchor="imagekitimagekith">
         <w:r>
@@ -234,8 +234,8 @@
         </w:pict>
       </w:r>
     </w:p>
-    <w:bookmarkEnd w:id="19"/>
-    <w:bookmarkStart w:id="20" w:name="what-it-is"/>
+    <w:bookmarkEnd w:id="21"/>
+    <w:bookmarkStart w:id="22" w:name="what-it-is"/>
     <w:p>
       <w:pPr>
         <w:pStyle w:val="Heading2"/>
@@ -257,6 +257,7 @@
         <w:tblStyle w:val="Table"/>
         <w:tblW w:type="auto" w:w="0"/>
         <w:tblLook w:firstRow="1" w:lastRow="0" w:firstColumn="0" w:lastColumn="0" w:noHBand="0" w:noVBand="0" w:val="0020"/>
+        <w:jc w:val="start"/>
       </w:tblPr>
       <w:tblGrid>
         <w:gridCol w:w="3960"/>
@@ -264,7 +265,7 @@
       </w:tblGrid>
       <w:tr>
         <w:trPr>
-          <w:tblHeader w:val="on"/>
+          <w:tblHeader w:val="true"/>
         </w:trPr>
         <w:tc>
           <w:tcPr/>
@@ -289,6 +290,7 @@
           <w:p>
             <w:pPr>
               <w:pStyle w:val="Compact"/>
+              <w:jc w:val="left"/>
             </w:pPr>
             <w:r>
               <w:t xml:space="preserve">Include</w:t>
@@ -300,6 +302,7 @@
           <w:p>
             <w:pPr>
               <w:pStyle w:val="Compact"/>
+              <w:jc w:val="left"/>
             </w:pPr>
             <w:r>
               <w:rPr>
@@ -316,6 +319,7 @@
           <w:p>
             <w:pPr>
               <w:pStyle w:val="Compact"/>
+              <w:jc w:val="left"/>
             </w:pPr>
             <w:r>
               <w:t xml:space="preserve">Link</w:t>
@@ -327,6 +331,7 @@
           <w:p>
             <w:pPr>
               <w:pStyle w:val="Compact"/>
+              <w:jc w:val="left"/>
             </w:pPr>
             <w:r>
               <w:rPr>
@@ -343,6 +348,7 @@
           <w:p>
             <w:pPr>
               <w:pStyle w:val="Compact"/>
+              <w:jc w:val="left"/>
             </w:pPr>
             <w:r>
               <w:t xml:space="preserve">Library</w:t>
@@ -354,6 +360,7 @@
           <w:p>
             <w:pPr>
               <w:pStyle w:val="Compact"/>
+              <w:jc w:val="left"/>
             </w:pPr>
             <w:r>
               <w:rPr>
@@ -385,6 +392,7 @@
           <w:p>
             <w:pPr>
               <w:pStyle w:val="Compact"/>
+              <w:jc w:val="left"/>
             </w:pPr>
             <w:r>
               <w:t xml:space="preserve">Sources</w:t>
@@ -396,6 +404,7 @@
           <w:p>
             <w:pPr>
               <w:pStyle w:val="Compact"/>
+              <w:jc w:val="left"/>
             </w:pPr>
             <w:r>
               <w:rPr>
@@ -407,8 +416,8 @@
         </w:tc>
       </w:tr>
     </w:tbl>
-    <w:bookmarkEnd w:id="20"/>
-    <w:bookmarkStart w:id="21" w:name="using-it"/>
+    <w:bookmarkEnd w:id="22"/>
+    <w:bookmarkStart w:id="23" w:name="using-it"/>
     <w:p>
       <w:pPr>
         <w:pStyle w:val="Heading2"/>
@@ -437,8 +446,8 @@
       </w:pPr>
       <w:r>
         <w:rPr>
+          <w:bCs/>
           <w:b/>
-          <w:bCs/>
         </w:rPr>
         <w:t xml:space="preserve">A picture read, turned, saved in another format:</w:t>
       </w:r>
@@ -910,8 +919,8 @@
       </w:pPr>
       <w:r>
         <w:rPr>
+          <w:bCs/>
           <w:b/>
-          <w:bCs/>
         </w:rPr>
         <w:t xml:space="preserve">Pixels of the program's own, saved:</w:t>
       </w:r>
@@ -1101,8 +1110,8 @@
       </w:pPr>
       <w:r>
         <w:rPr>
+          <w:bCs/>
           <w:b/>
-          <w:bCs/>
         </w:rPr>
         <w:t xml:space="preserve">The formats, asked</w:t>
       </w:r>
@@ -1243,8 +1252,8 @@
         <w:t xml:space="preserve">same header.</w:t>
       </w:r>
     </w:p>
-    <w:bookmarkEnd w:id="21"/>
-    <w:bookmarkStart w:id="22" w:name="index"/>
+    <w:bookmarkEnd w:id="23"/>
+    <w:bookmarkStart w:id="24" w:name="index"/>
     <w:p>
       <w:pPr>
         <w:pStyle w:val="Heading2"/>
@@ -1266,6 +1275,7 @@
         <w:tblStyle w:val="Table"/>
         <w:tblW w:type="auto" w:w="0"/>
         <w:tblLook w:firstRow="1" w:lastRow="0" w:firstColumn="0" w:lastColumn="0" w:noHBand="0" w:noVBand="0" w:val="0020"/>
+        <w:jc w:val="start"/>
       </w:tblPr>
       <w:tblGrid>
         <w:gridCol w:w="2640"/>
@@ -1274,13 +1284,14 @@
       </w:tblGrid>
       <w:tr>
         <w:trPr>
-          <w:tblHeader w:val="on"/>
+          <w:tblHeader w:val="true"/>
         </w:trPr>
         <w:tc>
           <w:tcPr/>
           <w:p>
             <w:pPr>
               <w:pStyle w:val="Compact"/>
+              <w:jc w:val="left"/>
             </w:pPr>
             <w:r>
               <w:t xml:space="preserve">Name</w:t>
@@ -1292,6 +1303,7 @@
           <w:p>
             <w:pPr>
               <w:pStyle w:val="Compact"/>
+              <w:jc w:val="left"/>
             </w:pPr>
             <w:r>
               <w:t xml:space="preserve">What it does</w:t>
@@ -1303,6 +1315,7 @@
           <w:p>
             <w:pPr>
               <w:pStyle w:val="Compact"/>
+              <w:jc w:val="left"/>
             </w:pPr>
             <w:r>
               <w:t xml:space="preserve">Header</w:t>
@@ -1316,6 +1329,7 @@
           <w:p>
             <w:pPr>
               <w:pStyle w:val="Compact"/>
+              <w:jc w:val="left"/>
             </w:pPr>
             <w:r>
               <w:rPr>
@@ -1330,6 +1344,7 @@
           <w:p>
             <w:pPr>
               <w:pStyle w:val="Compact"/>
+              <w:jc w:val="left"/>
             </w:pPr>
             <w:r>
               <w:t xml:space="preserve">a buffer the library returned</w:t>
@@ -1341,6 +1356,7 @@
           <w:p>
             <w:pPr>
               <w:pStyle w:val="Compact"/>
+              <w:jc w:val="left"/>
             </w:pPr>
             <w:r>
               <w:rPr>
@@ -1357,6 +1373,7 @@
           <w:p>
             <w:pPr>
               <w:pStyle w:val="Compact"/>
+              <w:jc w:val="left"/>
             </w:pPr>
             <w:r>
               <w:rPr>
@@ -1371,6 +1388,7 @@
           <w:p>
             <w:pPr>
               <w:pStyle w:val="Compact"/>
+              <w:jc w:val="left"/>
             </w:pPr>
             <w:r>
               <w:t xml:space="preserve">transparent black; 0: no memory, a bad size</w:t>
@@ -1382,6 +1400,7 @@
           <w:p>
             <w:pPr>
               <w:pStyle w:val="Compact"/>
+              <w:jc w:val="left"/>
             </w:pPr>
             <w:r>
               <w:rPr>
@@ -1398,6 +1417,7 @@
           <w:p>
             <w:pPr>
               <w:pStyle w:val="Compact"/>
+              <w:jc w:val="left"/>
             </w:pPr>
             <w:r>
               <w:rPr>
@@ -1412,6 +1432,7 @@
           <w:p>
             <w:pPr>
               <w:pStyle w:val="Compact"/>
+              <w:jc w:val="left"/>
             </w:pPr>
             <w:r>
               <w:t xml:space="preserve">a copy of pixels (stride: in pixels)</w:t>
@@ -1423,6 +1444,7 @@
           <w:p>
             <w:pPr>
               <w:pStyle w:val="Compact"/>
+              <w:jc w:val="left"/>
             </w:pPr>
             <w:r>
               <w:rPr>
@@ -1439,6 +1461,7 @@
           <w:p>
             <w:pPr>
               <w:pStyle w:val="Compact"/>
+              <w:jc w:val="left"/>
             </w:pPr>
             <w:r>
               <w:rPr>
@@ -1453,6 +1476,7 @@
           <w:p>
             <w:pPr>
               <w:pStyle w:val="Compact"/>
+              <w:jc w:val="left"/>
             </w:pPr>
             <w:r>
               <w:t xml:space="preserve">a new picture with the same pixels; 0: no picture, no memory</w:t>
@@ -1464,6 +1488,7 @@
           <w:p>
             <w:pPr>
               <w:pStyle w:val="Compact"/>
+              <w:jc w:val="left"/>
             </w:pPr>
             <w:r>
               <w:rPr>
@@ -1480,6 +1505,7 @@
           <w:p>
             <w:pPr>
               <w:pStyle w:val="Compact"/>
+              <w:jc w:val="left"/>
             </w:pPr>
             <w:r>
               <w:rPr>
@@ -1494,6 +1520,7 @@
           <w:p>
             <w:pPr>
               <w:pStyle w:val="Compact"/>
+              <w:jc w:val="left"/>
             </w:pPr>
             <w:r>
               <w:t xml:space="preserve">the picture and its pixels freed (0: nothing)</w:t>
@@ -1505,6 +1532,7 @@
           <w:p>
             <w:pPr>
               <w:pStyle w:val="Compact"/>
+              <w:jc w:val="left"/>
             </w:pPr>
             <w:r>
               <w:rPr>
@@ -1521,6 +1549,7 @@
           <w:p>
             <w:pPr>
               <w:pStyle w:val="Compact"/>
+              <w:jc w:val="left"/>
             </w:pPr>
             <w:r>
               <w:rPr>
@@ -1535,6 +1564,7 @@
           <w:p>
             <w:pPr>
               <w:pStyle w:val="Compact"/>
+              <w:jc w:val="left"/>
             </w:pPr>
             <w:r>
               <w:t xml:space="preserve">in pixels (0: no picture)</w:t>
@@ -1546,6 +1576,7 @@
           <w:p>
             <w:pPr>
               <w:pStyle w:val="Compact"/>
+              <w:jc w:val="left"/>
             </w:pPr>
             <w:r>
               <w:rPr>
@@ -1562,6 +1593,7 @@
           <w:p>
             <w:pPr>
               <w:pStyle w:val="Compact"/>
+              <w:jc w:val="left"/>
             </w:pPr>
             <w:r>
               <w:rPr>
@@ -1576,6 +1608,7 @@
           <w:p>
             <w:pPr>
               <w:pStyle w:val="Compact"/>
+              <w:jc w:val="left"/>
             </w:pPr>
             <w:r>
               <w:t xml:space="preserve">in pixels (0: no picture)</w:t>
@@ -1587,6 +1620,7 @@
           <w:p>
             <w:pPr>
               <w:pStyle w:val="Compact"/>
+              <w:jc w:val="left"/>
             </w:pPr>
             <w:r>
               <w:rPr>
@@ -1603,6 +1637,7 @@
           <w:p>
             <w:pPr>
               <w:pStyle w:val="Compact"/>
+              <w:jc w:val="left"/>
             </w:pPr>
             <w:r>
               <w:rPr>
@@ -1617,6 +1652,7 @@
           <w:p>
             <w:pPr>
               <w:pStyle w:val="Compact"/>
+              <w:jc w:val="left"/>
             </w:pPr>
             <w:r>
               <w:t xml:space="preserve">IK_ARGB8</w:t>
@@ -1628,6 +1664,7 @@
           <w:p>
             <w:pPr>
               <w:pStyle w:val="Compact"/>
+              <w:jc w:val="left"/>
             </w:pPr>
             <w:r>
               <w:rPr>
@@ -1644,6 +1681,7 @@
           <w:p>
             <w:pPr>
               <w:pStyle w:val="Compact"/>
+              <w:jc w:val="left"/>
             </w:pPr>
             <w:r>
               <w:rPr>
@@ -1658,6 +1696,7 @@
           <w:p>
             <w:pPr>
               <w:pStyle w:val="Compact"/>
+              <w:jc w:val="left"/>
             </w:pPr>
             <w:r>
               <w:t xml:space="preserve">its w * h pixels (until the image changes size)</w:t>
@@ -1669,6 +1708,7 @@
           <w:p>
             <w:pPr>
               <w:pStyle w:val="Compact"/>
+              <w:jc w:val="left"/>
             </w:pPr>
             <w:r>
               <w:rPr>
@@ -1685,6 +1725,7 @@
           <w:p>
             <w:pPr>
               <w:pStyle w:val="Compact"/>
+              <w:jc w:val="left"/>
             </w:pPr>
             <w:r>
               <w:rPr>
@@ -1699,6 +1740,7 @@
           <w:p>
             <w:pPr>
               <w:pStyle w:val="Compact"/>
+              <w:jc w:val="left"/>
             </w:pPr>
             <w:r>
               <w:t xml:space="preserve">every pixel set to that 0xAARRGGBB value</w:t>
@@ -1710,6 +1752,7 @@
           <w:p>
             <w:pPr>
               <w:pStyle w:val="Compact"/>
+              <w:jc w:val="left"/>
             </w:pPr>
             <w:r>
               <w:rPr>
@@ -1726,6 +1769,7 @@
           <w:p>
             <w:pPr>
               <w:pStyle w:val="Compact"/>
+              <w:jc w:val="left"/>
             </w:pPr>
             <w:r>
               <w:rPr>
@@ -1740,6 +1784,7 @@
           <w:p>
             <w:pPr>
               <w:pStyle w:val="Compact"/>
+              <w:jc w:val="left"/>
             </w:pPr>
             <w:r>
               <w:t xml:space="preserve">every pixel's alpha 255</w:t>
@@ -1751,6 +1796,7 @@
           <w:p>
             <w:pPr>
               <w:pStyle w:val="Compact"/>
+              <w:jc w:val="left"/>
             </w:pPr>
             <w:r>
               <w:rPr>
@@ -1767,6 +1813,7 @@
           <w:p>
             <w:pPr>
               <w:pStyle w:val="Compact"/>
+              <w:jc w:val="left"/>
             </w:pPr>
             <w:r>
               <w:rPr>
@@ -1781,6 +1828,7 @@
           <w:p>
             <w:pPr>
               <w:pStyle w:val="Compact"/>
+              <w:jc w:val="left"/>
             </w:pPr>
             <w:r>
               <w:t xml:space="preserve">laid on a colour, the result opaque</w:t>
@@ -1792,6 +1840,7 @@
           <w:p>
             <w:pPr>
               <w:pStyle w:val="Compact"/>
+              <w:jc w:val="left"/>
             </w:pPr>
             <w:r>
               <w:rPr>
@@ -1808,6 +1857,7 @@
           <w:p>
             <w:pPr>
               <w:pStyle w:val="Compact"/>
+              <w:jc w:val="left"/>
             </w:pPr>
             <w:r>
               <w:rPr>
@@ -1822,6 +1872,7 @@
           <w:p>
             <w:pPr>
               <w:pStyle w:val="Compact"/>
+              <w:jc w:val="left"/>
             </w:pPr>
             <w:r>
               <w:t xml:space="preserve">1: a pixel is not opaque</w:t>
@@ -1833,6 +1884,7 @@
           <w:p>
             <w:pPr>
               <w:pStyle w:val="Compact"/>
+              <w:jc w:val="left"/>
             </w:pPr>
             <w:r>
               <w:rPr>
@@ -1849,6 +1901,7 @@
           <w:p>
             <w:pPr>
               <w:pStyle w:val="Compact"/>
+              <w:jc w:val="left"/>
             </w:pPr>
             <w:r>
               <w:rPr>
@@ -1863,6 +1916,7 @@
           <w:p>
             <w:pPr>
               <w:pStyle w:val="Compact"/>
+              <w:jc w:val="left"/>
             </w:pPr>
             <w:r>
               <w:t xml:space="preserve">how many there are (out: up to max)</w:t>
@@ -1874,6 +1928,7 @@
           <w:p>
             <w:pPr>
               <w:pStyle w:val="Compact"/>
+              <w:jc w:val="left"/>
             </w:pPr>
             <w:r>
               <w:rPr>
@@ -1890,6 +1945,7 @@
           <w:p>
             <w:pPr>
               <w:pStyle w:val="Compact"/>
+              <w:jc w:val="left"/>
             </w:pPr>
             <w:r>
               <w:rPr>
@@ -1904,6 +1960,7 @@
           <w:p>
             <w:pPr>
               <w:pStyle w:val="Compact"/>
+              <w:jc w:val="left"/>
             </w:pPr>
             <w:r>
               <w:t xml:space="preserve">(a type)</w:t>
@@ -1915,6 +1972,7 @@
           <w:p>
             <w:pPr>
               <w:pStyle w:val="Compact"/>
+              <w:jc w:val="left"/>
             </w:pPr>
             <w:r>
               <w:rPr>
@@ -1931,6 +1989,7 @@
           <w:p>
             <w:pPr>
               <w:pStyle w:val="Compact"/>
+              <w:jc w:val="left"/>
             </w:pPr>
             <w:r>
               <w:rPr>
@@ -1945,6 +2004,7 @@
           <w:p>
             <w:pPr>
               <w:pStyle w:val="Compact"/>
+              <w:jc w:val="left"/>
             </w:pPr>
             <w:r>
               <w:t xml:space="preserve">by its extension (bmp gif png jpg jpeg jpe pcx webp)</w:t>
@@ -1956,6 +2016,7 @@
           <w:p>
             <w:pPr>
               <w:pStyle w:val="Compact"/>
+              <w:jc w:val="left"/>
             </w:pPr>
             <w:r>
               <w:rPr>
@@ -1972,6 +2033,7 @@
           <w:p>
             <w:pPr>
               <w:pStyle w:val="Compact"/>
+              <w:jc w:val="left"/>
             </w:pPr>
             <w:r>
               <w:rPr>
@@ -1986,6 +2048,7 @@
           <w:p>
             <w:pPr>
               <w:pStyle w:val="Compact"/>
+              <w:jc w:val="left"/>
             </w:pPr>
             <w:r>
               <w:t xml:space="preserve">1 / 0: not a picture this reads</w:t>
@@ -1997,6 +2060,7 @@
           <w:p>
             <w:pPr>
               <w:pStyle w:val="Compact"/>
+              <w:jc w:val="left"/>
             </w:pPr>
             <w:r>
               <w:rPr>
@@ -2013,6 +2077,7 @@
           <w:p>
             <w:pPr>
               <w:pStyle w:val="Compact"/>
+              <w:jc w:val="left"/>
             </w:pPr>
             <w:r>
               <w:rPr>
@@ -2027,6 +2092,7 @@
           <w:p>
             <w:pPr>
               <w:pStyle w:val="Compact"/>
+              <w:jc w:val="left"/>
             </w:pPr>
             <w:r>
               <w:t xml:space="preserve">the picture (an animation: its first frame); 0</w:t>
@@ -2038,6 +2104,7 @@
           <w:p>
             <w:pPr>
               <w:pStyle w:val="Compact"/>
+              <w:jc w:val="left"/>
             </w:pPr>
             <w:r>
               <w:rPr>
@@ -2054,6 +2121,7 @@
           <w:p>
             <w:pPr>
               <w:pStyle w:val="Compact"/>
+              <w:jc w:val="left"/>
             </w:pPr>
             <w:r>
               <w:rPr>
@@ -2068,6 +2136,7 @@
           <w:p>
             <w:pPr>
               <w:pStyle w:val="Compact"/>
+              <w:jc w:val="left"/>
             </w:pPr>
             <w:r>
               <w:t xml:space="preserve">the same from a file's n bytes in memory (flags: ignored, no orientation applied); 0</w:t>
@@ -2079,6 +2148,7 @@
           <w:p>
             <w:pPr>
               <w:pStyle w:val="Compact"/>
+              <w:jc w:val="left"/>
             </w:pPr>
             <w:r>
               <w:rPr>
@@ -2095,6 +2165,7 @@
           <w:p>
             <w:pPr>
               <w:pStyle w:val="Compact"/>
+              <w:jc w:val="left"/>
             </w:pPr>
             <w:r>
               <w:rPr>
@@ -2109,6 +2180,7 @@
           <w:p>
             <w:pPr>
               <w:pStyle w:val="Compact"/>
+              <w:jc w:val="left"/>
             </w:pPr>
             <w:r>
               <w:t xml:space="preserve">the camera's preview, turned as seen; 0: none</w:t>
@@ -2120,6 +2192,7 @@
           <w:p>
             <w:pPr>
               <w:pStyle w:val="Compact"/>
+              <w:jc w:val="left"/>
             </w:pPr>
             <w:r>
               <w:rPr>
@@ -2136,6 +2209,7 @@
           <w:p>
             <w:pPr>
               <w:pStyle w:val="Compact"/>
+              <w:jc w:val="left"/>
             </w:pPr>
             <w:r>
               <w:rPr>
@@ -2150,6 +2224,7 @@
           <w:p>
             <w:pPr>
               <w:pStyle w:val="Compact"/>
+              <w:jc w:val="left"/>
             </w:pPr>
             <w:r>
               <w:t xml:space="preserve">the last picture read: "PNG", "JPEG"... ("": none)</w:t>
@@ -2161,6 +2236,7 @@
           <w:p>
             <w:pPr>
               <w:pStyle w:val="Compact"/>
+              <w:jc w:val="left"/>
             </w:pPr>
             <w:r>
               <w:rPr>
@@ -2177,6 +2253,7 @@
           <w:p>
             <w:pPr>
               <w:pStyle w:val="Compact"/>
+              <w:jc w:val="left"/>
             </w:pPr>
             <w:r>
               <w:rPr>
@@ -2191,6 +2268,7 @@
           <w:p>
             <w:pPr>
               <w:pStyle w:val="Compact"/>
+              <w:jc w:val="left"/>
             </w:pPr>
             <w:r>
               <w:t xml:space="preserve">the file read, every frame decoded (a still picture: one frame); 0: not read</w:t>
@@ -2202,6 +2280,7 @@
           <w:p>
             <w:pPr>
               <w:pStyle w:val="Compact"/>
+              <w:jc w:val="left"/>
             </w:pPr>
             <w:r>
               <w:rPr>
@@ -2218,6 +2297,7 @@
           <w:p>
             <w:pPr>
               <w:pStyle w:val="Compact"/>
+              <w:jc w:val="left"/>
             </w:pPr>
             <w:r>
               <w:rPr>
@@ -2232,6 +2312,7 @@
           <w:p>
             <w:pPr>
               <w:pStyle w:val="Compact"/>
+              <w:jc w:val="left"/>
             </w:pPr>
             <w:r>
               <w:t xml:space="preserve">the same from a file's n bytes in memory; 0</w:t>
@@ -2243,6 +2324,7 @@
           <w:p>
             <w:pPr>
               <w:pStyle w:val="Compact"/>
+              <w:jc w:val="left"/>
             </w:pPr>
             <w:r>
               <w:rPr>
@@ -2259,6 +2341,7 @@
           <w:p>
             <w:pPr>
               <w:pStyle w:val="Compact"/>
+              <w:jc w:val="left"/>
             </w:pPr>
             <w:r>
               <w:rPr>
@@ -2273,6 +2356,7 @@
           <w:p>
             <w:pPr>
               <w:pStyle w:val="Compact"/>
+              <w:jc w:val="left"/>
             </w:pPr>
             <w:r>
               <w:t xml:space="preserve">how many frames it holds (0: none)</w:t>
@@ -2284,6 +2368,7 @@
           <w:p>
             <w:pPr>
               <w:pStyle w:val="Compact"/>
+              <w:jc w:val="left"/>
             </w:pPr>
             <w:r>
               <w:rPr>
@@ -2300,6 +2385,7 @@
           <w:p>
             <w:pPr>
               <w:pStyle w:val="Compact"/>
+              <w:jc w:val="left"/>
             </w:pPr>
             <w:r>
               <w:rPr>
@@ -2314,6 +2400,7 @@
           <w:p>
             <w:pPr>
               <w:pStyle w:val="Compact"/>
+              <w:jc w:val="left"/>
             </w:pPr>
             <w:r>
               <w:t xml:space="preserve">frame i: w * h pixels (the library's)</w:t>
@@ -2325,6 +2412,7 @@
           <w:p>
             <w:pPr>
               <w:pStyle w:val="Compact"/>
+              <w:jc w:val="left"/>
             </w:pPr>
             <w:r>
               <w:rPr>
@@ -2341,6 +2429,7 @@
           <w:p>
             <w:pPr>
               <w:pStyle w:val="Compact"/>
+              <w:jc w:val="left"/>
             </w:pPr>
             <w:r>
               <w:rPr>
@@ -2355,6 +2444,7 @@
           <w:p>
             <w:pPr>
               <w:pStyle w:val="Compact"/>
+              <w:jc w:val="left"/>
             </w:pPr>
             <w:r>
               <w:t xml:space="preserve">how long it shows, ms (0: a still picture)</w:t>
@@ -2366,6 +2456,7 @@
           <w:p>
             <w:pPr>
               <w:pStyle w:val="Compact"/>
+              <w:jc w:val="left"/>
             </w:pPr>
             <w:r>
               <w:rPr>
@@ -2382,6 +2473,7 @@
           <w:p>
             <w:pPr>
               <w:pStyle w:val="Compact"/>
+              <w:jc w:val="left"/>
             </w:pPr>
             <w:r>
               <w:rPr>
@@ -2396,6 +2488,7 @@
           <w:p>
             <w:pPr>
               <w:pStyle w:val="Compact"/>
+              <w:jc w:val="left"/>
             </w:pPr>
             <w:r>
               <w:t xml:space="preserve">every frame's width, pixels</w:t>
@@ -2407,6 +2500,7 @@
           <w:p>
             <w:pPr>
               <w:pStyle w:val="Compact"/>
+              <w:jc w:val="left"/>
             </w:pPr>
             <w:r>
               <w:rPr>
@@ -2423,6 +2517,7 @@
           <w:p>
             <w:pPr>
               <w:pStyle w:val="Compact"/>
+              <w:jc w:val="left"/>
             </w:pPr>
             <w:r>
               <w:rPr>
@@ -2437,6 +2532,7 @@
           <w:p>
             <w:pPr>
               <w:pStyle w:val="Compact"/>
+              <w:jc w:val="left"/>
             </w:pPr>
             <w:r>
               <w:t xml:space="preserve">every frame's height, pixels</w:t>
@@ -2448,6 +2544,7 @@
           <w:p>
             <w:pPr>
               <w:pStyle w:val="Compact"/>
+              <w:jc w:val="left"/>
             </w:pPr>
             <w:r>
               <w:rPr>
@@ -2464,6 +2561,7 @@
           <w:p>
             <w:pPr>
               <w:pStyle w:val="Compact"/>
+              <w:jc w:val="left"/>
             </w:pPr>
             <w:r>
               <w:rPr>
@@ -2478,6 +2576,7 @@
           <w:p>
             <w:pPr>
               <w:pStyle w:val="Compact"/>
+              <w:jc w:val="left"/>
             </w:pPr>
             <w:r>
               <w:t xml:space="preserve">the frames it still holds and the handle freed (0: nothing)</w:t>
@@ -2489,6 +2588,7 @@
           <w:p>
             <w:pPr>
               <w:pStyle w:val="Compact"/>
+              <w:jc w:val="left"/>
             </w:pPr>
             <w:r>
               <w:rPr>
@@ -2505,6 +2605,7 @@
           <w:p>
             <w:pPr>
               <w:pStyle w:val="Compact"/>
+              <w:jc w:val="left"/>
             </w:pPr>
             <w:r>
               <w:rPr>
@@ -2519,6 +2620,7 @@
           <w:p>
             <w:pPr>
               <w:pStyle w:val="Compact"/>
+              <w:jc w:val="left"/>
             </w:pPr>
             <w:r>
               <w:t xml:space="preserve">The frames handed over to the caller (px[i]</w:t>
@@ -2530,6 +2632,7 @@
           <w:p>
             <w:pPr>
               <w:pStyle w:val="Compact"/>
+              <w:jc w:val="left"/>
             </w:pPr>
             <w:r>
               <w:rPr>
@@ -2546,6 +2649,7 @@
           <w:p>
             <w:pPr>
               <w:pStyle w:val="Compact"/>
+              <w:jc w:val="left"/>
             </w:pPr>
             <w:r>
               <w:rPr>
@@ -2560,6 +2664,7 @@
           <w:p>
             <w:pPr>
               <w:pStyle w:val="Compact"/>
+              <w:jc w:val="left"/>
             </w:pPr>
             <w:r>
               <w:t xml:space="preserve">A deflate stream inflated (zlib</w:t>
@@ -2571,6 +2676,7 @@
           <w:p>
             <w:pPr>
               <w:pStyle w:val="Compact"/>
+              <w:jc w:val="left"/>
             </w:pPr>
             <w:r>
               <w:rPr>
@@ -2587,6 +2693,7 @@
           <w:p>
             <w:pPr>
               <w:pStyle w:val="Compact"/>
+              <w:jc w:val="left"/>
             </w:pPr>
             <w:r>
               <w:rPr>
@@ -2601,6 +2708,7 @@
           <w:p>
             <w:pPr>
               <w:pStyle w:val="Compact"/>
+              <w:jc w:val="left"/>
             </w:pPr>
             <w:r>
               <w:t xml:space="preserve">0 / -1</w:t>
@@ -2612,6 +2720,7 @@
           <w:p>
             <w:pPr>
               <w:pStyle w:val="Compact"/>
+              <w:jc w:val="left"/>
             </w:pPr>
             <w:r>
               <w:rPr>
@@ -2628,6 +2737,7 @@
           <w:p>
             <w:pPr>
               <w:pStyle w:val="Compact"/>
+              <w:jc w:val="left"/>
             </w:pPr>
             <w:r>
               <w:rPr>
@@ -2642,6 +2752,7 @@
           <w:p>
             <w:pPr>
               <w:pStyle w:val="Compact"/>
+              <w:jc w:val="left"/>
             </w:pPr>
             <w:r>
               <w:t xml:space="preserve">the format from the path's extension -&gt; 0 / -1</w:t>
@@ -2653,6 +2764,7 @@
           <w:p>
             <w:pPr>
               <w:pStyle w:val="Compact"/>
+              <w:jc w:val="left"/>
             </w:pPr>
             <w:r>
               <w:rPr>
@@ -2669,6 +2781,7 @@
           <w:p>
             <w:pPr>
               <w:pStyle w:val="Compact"/>
+              <w:jc w:val="left"/>
             </w:pPr>
             <w:r>
               <w:rPr>
@@ -2683,6 +2796,7 @@
           <w:p>
             <w:pPr>
               <w:pStyle w:val="Compact"/>
+              <w:jc w:val="left"/>
             </w:pPr>
             <w:r>
               <w:t xml:space="preserve">Raw pixels encoded (stride</w:t>
@@ -2694,6 +2808,7 @@
           <w:p>
             <w:pPr>
               <w:pStyle w:val="Compact"/>
+              <w:jc w:val="left"/>
             </w:pPr>
             <w:r>
               <w:rPr>
@@ -2710,6 +2825,7 @@
           <w:p>
             <w:pPr>
               <w:pStyle w:val="Compact"/>
+              <w:jc w:val="left"/>
             </w:pPr>
             <w:r>
               <w:rPr>
@@ -2724,6 +2840,7 @@
           <w:p>
             <w:pPr>
               <w:pStyle w:val="Compact"/>
+              <w:jc w:val="left"/>
             </w:pPr>
             <w:r>
               <w:t xml:space="preserve">The low-level one</w:t>
@@ -2735,6 +2852,7 @@
           <w:p>
             <w:pPr>
               <w:pStyle w:val="Compact"/>
+              <w:jc w:val="left"/>
             </w:pPr>
             <w:r>
               <w:rPr>
@@ -2751,6 +2869,7 @@
           <w:p>
             <w:pPr>
               <w:pStyle w:val="Compact"/>
+              <w:jc w:val="left"/>
             </w:pPr>
             <w:r>
               <w:rPr>
@@ -2765,6 +2884,7 @@
           <w:p>
             <w:pPr>
               <w:pStyle w:val="Compact"/>
+              <w:jc w:val="left"/>
             </w:pPr>
             <w:r>
               <w:t xml:space="preserve">The same for pixels whose top byte is not an alpha (0x00RRGGBB, a window's canvas, a photo)</w:t>
@@ -2776,6 +2896,7 @@
           <w:p>
             <w:pPr>
               <w:pStyle w:val="Compact"/>
+              <w:jc w:val="left"/>
             </w:pPr>
             <w:r>
               <w:rPr>
@@ -2792,6 +2913,7 @@
           <w:p>
             <w:pPr>
               <w:pStyle w:val="Compact"/>
+              <w:jc w:val="left"/>
             </w:pPr>
             <w:r>
               <w:rPr>
@@ -2806,6 +2928,7 @@
           <w:p>
             <w:pPr>
               <w:pStyle w:val="Compact"/>
+              <w:jc w:val="left"/>
             </w:pPr>
             <w:r>
               <w:t xml:space="preserve">a new picture of that size</w:t>
@@ -2817,6 +2940,7 @@
           <w:p>
             <w:pPr>
               <w:pStyle w:val="Compact"/>
+              <w:jc w:val="left"/>
             </w:pPr>
             <w:r>
               <w:rPr>
@@ -2833,6 +2957,7 @@
           <w:p>
             <w:pPr>
               <w:pStyle w:val="Compact"/>
+              <w:jc w:val="left"/>
             </w:pPr>
             <w:r>
               <w:rPr>
@@ -2847,6 +2972,7 @@
           <w:p>
             <w:pPr>
               <w:pStyle w:val="Compact"/>
+              <w:jc w:val="left"/>
             </w:pPr>
             <w:r>
               <w:t xml:space="preserve">within the box, proportions kept (grow 0: never larger)</w:t>
@@ -2858,6 +2984,7 @@
           <w:p>
             <w:pPr>
               <w:pStyle w:val="Compact"/>
+              <w:jc w:val="left"/>
             </w:pPr>
             <w:r>
               <w:rPr>
@@ -2874,6 +3001,7 @@
           <w:p>
             <w:pPr>
               <w:pStyle w:val="Compact"/>
+              <w:jc w:val="left"/>
             </w:pPr>
             <w:r>
               <w:rPr>
@@ -2888,6 +3016,7 @@
           <w:p>
             <w:pPr>
               <w:pStyle w:val="Compact"/>
+              <w:jc w:val="left"/>
             </w:pPr>
             <w:r>
               <w:t xml:space="preserve">the middle cut to that shape and brought to it (a thumbnail)</w:t>
@@ -2899,6 +3028,7 @@
           <w:p>
             <w:pPr>
               <w:pStyle w:val="Compact"/>
+              <w:jc w:val="left"/>
             </w:pPr>
             <w:r>
               <w:rPr>
@@ -2915,6 +3045,7 @@
           <w:p>
             <w:pPr>
               <w:pStyle w:val="Compact"/>
+              <w:jc w:val="left"/>
             </w:pPr>
             <w:r>
               <w:rPr>
@@ -2929,6 +3060,7 @@
           <w:p>
             <w:pPr>
               <w:pStyle w:val="Compact"/>
+              <w:jc w:val="left"/>
             </w:pPr>
             <w:r>
               <w:t xml:space="preserve">in place -&gt; 0 / -1</w:t>
@@ -2940,6 +3072,7 @@
           <w:p>
             <w:pPr>
               <w:pStyle w:val="Compact"/>
+              <w:jc w:val="left"/>
             </w:pPr>
             <w:r>
               <w:rPr>
@@ -2956,6 +3089,7 @@
           <w:p>
             <w:pPr>
               <w:pStyle w:val="Compact"/>
+              <w:jc w:val="left"/>
             </w:pPr>
             <w:r>
               <w:rPr>
@@ -2970,6 +3104,7 @@
           <w:p>
             <w:pPr>
               <w:pStyle w:val="Compact"/>
+              <w:jc w:val="left"/>
             </w:pPr>
             <w:r>
               <w:t xml:space="preserve">clockwise, in place</w:t>
@@ -2981,6 +3116,7 @@
           <w:p>
             <w:pPr>
               <w:pStyle w:val="Compact"/>
+              <w:jc w:val="left"/>
             </w:pPr>
             <w:r>
               <w:rPr>
@@ -2997,6 +3133,7 @@
           <w:p>
             <w:pPr>
               <w:pStyle w:val="Compact"/>
+              <w:jc w:val="left"/>
             </w:pPr>
             <w:r>
               <w:rPr>
@@ -3011,6 +3148,7 @@
           <w:p>
             <w:pPr>
               <w:pStyle w:val="Compact"/>
+              <w:jc w:val="left"/>
             </w:pPr>
             <w:r>
               <w:t xml:space="preserve">0: left-right, 1: top-bottom</w:t>
@@ -3022,6 +3160,7 @@
           <w:p>
             <w:pPr>
               <w:pStyle w:val="Compact"/>
+              <w:jc w:val="left"/>
             </w:pPr>
             <w:r>
               <w:rPr>
@@ -3038,6 +3177,7 @@
           <w:p>
             <w:pPr>
               <w:pStyle w:val="Compact"/>
+              <w:jc w:val="left"/>
             </w:pPr>
             <w:r>
               <w:rPr>
@@ -3052,6 +3192,7 @@
           <w:p>
             <w:pPr>
               <w:pStyle w:val="Compact"/>
+              <w:jc w:val="left"/>
             </w:pPr>
             <w:r>
               <w:t xml:space="preserve">1..8 applied</w:t>
@@ -3063,6 +3204,7 @@
           <w:p>
             <w:pPr>
               <w:pStyle w:val="Compact"/>
+              <w:jc w:val="left"/>
             </w:pPr>
             <w:r>
               <w:rPr>
@@ -3079,6 +3221,7 @@
           <w:p>
             <w:pPr>
               <w:pStyle w:val="Compact"/>
+              <w:jc w:val="left"/>
             </w:pPr>
             <w:r>
               <w:rPr>
@@ -3093,6 +3236,7 @@
           <w:p>
             <w:pPr>
               <w:pStyle w:val="Compact"/>
+              <w:jc w:val="left"/>
             </w:pPr>
             <w:r>
               <w:t xml:space="preserve">a small angle, enlarged so no corner is empty (the result opaque)</w:t>
@@ -3104,6 +3248,7 @@
           <w:p>
             <w:pPr>
               <w:pStyle w:val="Compact"/>
+              <w:jc w:val="left"/>
             </w:pPr>
             <w:r>
               <w:rPr>
@@ -3120,6 +3265,7 @@
           <w:p>
             <w:pPr>
               <w:pStyle w:val="Compact"/>
+              <w:jc w:val="left"/>
             </w:pPr>
             <w:r>
               <w:rPr>
@@ -3134,6 +3280,7 @@
           <w:p>
             <w:pPr>
               <w:pStyle w:val="Compact"/>
+              <w:jc w:val="left"/>
             </w:pPr>
             <w:r>
               <w:t xml:space="preserve">(a type)</w:t>
@@ -3145,6 +3292,7 @@
           <w:p>
             <w:pPr>
               <w:pStyle w:val="Compact"/>
+              <w:jc w:val="left"/>
             </w:pPr>
             <w:r>
               <w:rPr>
@@ -3161,6 +3309,7 @@
           <w:p>
             <w:pPr>
               <w:pStyle w:val="Compact"/>
+              <w:jc w:val="left"/>
             </w:pPr>
             <w:r>
               <w:rPr>
@@ -3175,6 +3324,7 @@
           <w:p>
             <w:pPr>
               <w:pStyle w:val="Compact"/>
+              <w:jc w:val="left"/>
             </w:pPr>
             <w:r>
               <w:t xml:space="preserve">in place (the alpha kept)</w:t>
@@ -3186,6 +3336,7 @@
           <w:p>
             <w:pPr>
               <w:pStyle w:val="Compact"/>
+              <w:jc w:val="left"/>
             </w:pPr>
             <w:r>
               <w:rPr>
@@ -3202,6 +3353,7 @@
           <w:p>
             <w:pPr>
               <w:pStyle w:val="Compact"/>
+              <w:jc w:val="left"/>
             </w:pPr>
             <w:r>
               <w:rPr>
@@ -3216,6 +3368,7 @@
           <w:p>
             <w:pPr>
               <w:pStyle w:val="Compact"/>
+              <w:jc w:val="left"/>
             </w:pPr>
             <w:r>
               <w:t xml:space="preserve">"enhance": from the picture's histogram</w:t>
@@ -3227,6 +3380,7 @@
           <w:p>
             <w:pPr>
               <w:pStyle w:val="Compact"/>
+              <w:jc w:val="left"/>
             </w:pPr>
             <w:r>
               <w:rPr>
@@ -3243,6 +3397,7 @@
           <w:p>
             <w:pPr>
               <w:pStyle w:val="Compact"/>
+              <w:jc w:val="left"/>
             </w:pPr>
             <w:r>
               <w:rPr>
@@ -3257,6 +3412,7 @@
           <w:p>
             <w:pPr>
               <w:pStyle w:val="Compact"/>
+              <w:jc w:val="left"/>
             </w:pPr>
             <w:r>
               <w:t xml:space="preserve">"Black and white" ...</w:t>
@@ -3268,6 +3424,7 @@
           <w:p>
             <w:pPr>
               <w:pStyle w:val="Compact"/>
+              <w:jc w:val="left"/>
             </w:pPr>
             <w:r>
               <w:rPr>
@@ -3286,8 +3443,8 @@
         </w:pict>
       </w:r>
     </w:p>
-    <w:bookmarkEnd w:id="22"/>
-    <w:bookmarkStart w:id="29" w:name="imagekitimagekith"/>
+    <w:bookmarkEnd w:id="24"/>
+    <w:bookmarkStart w:id="31" w:name="imagekitimagekith"/>
     <w:p>
       <w:pPr>
         <w:pStyle w:val="Heading2"/>
@@ -3489,7 +3646,7 @@
         <w:t xml:space="preserve">// a buffer the library returned</w:t>
       </w:r>
     </w:p>
-    <w:bookmarkStart w:id="23" w:name="a-picture-in-memory"/>
+    <w:bookmarkStart w:id="25" w:name="a-picture-in-memory"/>
     <w:p>
       <w:pPr>
         <w:pStyle w:val="Heading3"/>
@@ -4463,8 +4620,8 @@
         <w:t xml:space="preserve">// 1: a pixel is not opaque</w:t>
       </w:r>
     </w:p>
-    <w:bookmarkEnd w:id="23"/>
-    <w:bookmarkStart w:id="24" w:name="the-formats-asked-version-2"/>
+    <w:bookmarkEnd w:id="25"/>
+    <w:bookmarkStart w:id="26" w:name="the-formats-asked-version-2"/>
     <w:p>
       <w:pPr>
         <w:pStyle w:val="Heading3"/>
@@ -4861,8 +5018,8 @@
         <w:t xml:space="preserve">// how many there are (out: up to max)</w:t>
       </w:r>
     </w:p>
-    <w:bookmarkEnd w:id="24"/>
-    <w:bookmarkStart w:id="25" w:name="reading"/>
+    <w:bookmarkEnd w:id="26"/>
+    <w:bookmarkStart w:id="27" w:name="reading"/>
     <w:p>
       <w:pPr>
         <w:pStyle w:val="Heading3"/>
@@ -6832,8 +6989,8 @@
         <w:t xml:space="preserve">);</w:t>
       </w:r>
     </w:p>
-    <w:bookmarkEnd w:id="25"/>
-    <w:bookmarkStart w:id="26" w:name="writing"/>
+    <w:bookmarkEnd w:id="27"/>
+    <w:bookmarkStart w:id="28" w:name="writing"/>
     <w:p>
       <w:pPr>
         <w:pStyle w:val="Heading3"/>
@@ -7510,8 +7667,8 @@
         <w:t xml:space="preserve">);</w:t>
       </w:r>
     </w:p>
-    <w:bookmarkEnd w:id="26"/>
-    <w:bookmarkStart w:id="27" w:name="transforms"/>
+    <w:bookmarkEnd w:id="28"/>
+    <w:bookmarkStart w:id="29" w:name="transforms"/>
     <w:p>
       <w:pPr>
         <w:pStyle w:val="Heading3"/>
@@ -9076,8 +9233,8 @@
         <w:t xml:space="preserve">// a small angle, enlarged so no corner is empty (the result opaque)</w:t>
       </w:r>
     </w:p>
-    <w:bookmarkEnd w:id="27"/>
-    <w:bookmarkStart w:id="28" w:name="adjustments-photos"/>
+    <w:bookmarkEnd w:id="29"/>
+    <w:bookmarkStart w:id="30" w:name="adjustments-photos"/>
     <w:p>
       <w:pPr>
         <w:pStyle w:val="Heading3"/>
@@ -9757,8 +9914,8 @@
         <w:t xml:space="preserve">#endif</w:t>
       </w:r>
     </w:p>
-    <w:bookmarkEnd w:id="28"/>
-    <w:bookmarkEnd w:id="29"/>
+    <w:bookmarkEnd w:id="30"/>
+    <w:bookmarkEnd w:id="31"/>
     <w:sectPr>
       <w:footerReference r:id="rId9" w:type="default"/>
       <w:footnotePr>
@@ -9840,14 +9997,14 @@
 <file path=word/numbering.xml><?xml version="1.0" encoding="utf-8"?>
 <w:numbering xmlns:w="http://schemas.openxmlformats.org/wordprocessingml/2006/main">
   <w:abstractNum w:abstractNumId="990">
-    <w:nsid w:val="0000A990"/>
+    <w:nsid w:val="A990"/>
     <w:multiLevelType w:val="multilevel"/>
     <w:lvl w:ilvl="0">
       <w:numFmt w:val="bullet"/>
       <w:lvlText w:val=" "/>
       <w:lvlJc w:val="left"/>
       <w:pPr>
-        <w:ind w:left="720" w:hanging="360"/>
+        <w:ind w:left="720" w:hanging="480"/>
       </w:pPr>
     </w:lvl>
     <w:lvl w:ilvl="1">
@@ -9855,7 +10012,7 @@
       <w:lvlText w:val=" "/>
       <w:lvlJc w:val="left"/>
       <w:pPr>
-        <w:ind w:left="1440" w:hanging="360"/>
+        <w:ind w:left="1440" w:hanging="480"/>
       </w:pPr>
     </w:lvl>
     <w:lvl w:ilvl="2">
@@ -9863,7 +10020,7 @@
       <w:lvlText w:val=" "/>
       <w:lvlJc w:val="left"/>
       <w:pPr>
-        <w:ind w:left="2160" w:hanging="360"/>
+        <w:ind w:left="2160" w:hanging="480"/>
       </w:pPr>
     </w:lvl>
     <w:lvl w:ilvl="3">
@@ -9871,7 +10028,7 @@
       <w:lvlText w:val=" "/>
       <w:lvlJc w:val="left"/>
       <w:pPr>
-        <w:ind w:left="2880" w:hanging="360"/>
+        <w:ind w:left="2880" w:hanging="480"/>
       </w:pPr>
     </w:lvl>
     <w:lvl w:ilvl="4">
@@ -9879,7 +10036,7 @@
       <w:lvlText w:val=" "/>
       <w:lvlJc w:val="left"/>
       <w:pPr>
-        <w:ind w:left="3600" w:hanging="360"/>
+        <w:ind w:left="3600" w:hanging="480"/>
       </w:pPr>
     </w:lvl>
     <w:lvl w:ilvl="5">
@@ -9887,7 +10044,7 @@
       <w:lvlText w:val=" "/>
       <w:lvlJc w:val="left"/>
       <w:pPr>
-        <w:ind w:left="4320" w:hanging="360"/>
+        <w:ind w:left="4320" w:hanging="480"/>
       </w:pPr>
     </w:lvl>
     <w:lvl w:ilvl="6">
@@ -9895,7 +10052,7 @@
       <w:lvlText w:val=" "/>
       <w:lvlJc w:val="left"/>
       <w:pPr>
-        <w:ind w:left="5040" w:hanging="360"/>
+        <w:ind w:left="5040" w:hanging="480"/>
       </w:pPr>
     </w:lvl>
     <w:lvl w:ilvl="7">
@@ -9903,7 +10060,7 @@
       <w:lvlText w:val=" "/>
       <w:lvlJc w:val="left"/>
       <w:pPr>
-        <w:ind w:left="5760" w:hanging="360"/>
+        <w:ind w:left="5760" w:hanging="480"/>
       </w:pPr>
     </w:lvl>
     <w:lvl w:ilvl="8">
@@ -9911,12 +10068,12 @@
       <w:lvlText w:val=" "/>
       <w:lvlJc w:val="left"/>
       <w:pPr>
-        <w:ind w:left="6480" w:hanging="360"/>
+        <w:ind w:left="6480" w:hanging="480"/>
       </w:pPr>
     </w:lvl>
   </w:abstractNum>
   <w:abstractNum w:abstractNumId="99411">
-    <w:nsid w:val="00A99411"/>
+    <w:nsid w:val="A99411"/>
     <w:multiLevelType w:val="multilevel"/>
     <w:lvl w:ilvl="0">
       <w:start w:val="1"/>
@@ -9924,7 +10081,7 @@
       <w:lvlText w:val="%1."/>
       <w:lvlJc w:val="left"/>
       <w:pPr>
-        <w:ind w:left="720" w:hanging="360"/>
+        <w:ind w:left="720" w:hanging="480"/>
       </w:pPr>
     </w:lvl>
     <w:lvl w:ilvl="1">
@@ -9933,7 +10090,7 @@
       <w:lvlText w:val="%2."/>
       <w:lvlJc w:val="left"/>
       <w:pPr>
-        <w:ind w:left="1440" w:hanging="360"/>
+        <w:ind w:left="1440" w:hanging="480"/>
       </w:pPr>
     </w:lvl>
     <w:lvl w:ilvl="2">
@@ -9942,7 +10099,7 @@
       <w:lvlText w:val="%3."/>
       <w:lvlJc w:val="left"/>
       <w:pPr>
-        <w:ind w:left="2160" w:hanging="360"/>
+        <w:ind w:left="2160" w:hanging="480"/>
       </w:pPr>
     </w:lvl>
     <w:lvl w:ilvl="3">
@@ -9951,7 +10108,7 @@
       <w:lvlText w:val="%4."/>
       <w:lvlJc w:val="left"/>
       <w:pPr>
-        <w:ind w:left="2880" w:hanging="360"/>
+        <w:ind w:left="2880" w:hanging="480"/>
       </w:pPr>
     </w:lvl>
     <w:lvl w:ilvl="4">
@@ -9960,7 +10117,7 @@
       <w:lvlText w:val="%5."/>
       <w:lvlJc w:val="left"/>
       <w:pPr>
-        <w:ind w:left="3600" w:hanging="360"/>
+        <w:ind w:left="3600" w:hanging="480"/>
       </w:pPr>
     </w:lvl>
     <w:lvl w:ilvl="5">
@@ -9969,7 +10126,7 @@
       <w:lvlText w:val="%6."/>
       <w:lvlJc w:val="left"/>
       <w:pPr>
-        <w:ind w:left="4320" w:hanging="360"/>
+        <w:ind w:left="4320" w:hanging="480"/>
       </w:pPr>
     </w:lvl>
     <w:lvl w:ilvl="6">
@@ -9978,7 +10135,7 @@
       <w:lvlText w:val="%7."/>
       <w:lvlJc w:val="left"/>
       <w:pPr>
-        <w:ind w:left="5040" w:hanging="360"/>
+        <w:ind w:left="5040" w:hanging="480"/>
       </w:pPr>
     </w:lvl>
     <w:lvl w:ilvl="7">
@@ -9987,7 +10144,7 @@
       <w:lvlText w:val="%8."/>
       <w:lvlJc w:val="left"/>
       <w:pPr>
-        <w:ind w:left="5760" w:hanging="360"/>
+        <w:ind w:left="5760" w:hanging="480"/>
       </w:pPr>
     </w:lvl>
     <w:lvl w:ilvl="8">
@@ -9996,7 +10153,7 @@
       <w:lvlText w:val="%9."/>
       <w:lvlJc w:val="left"/>
       <w:pPr>
-        <w:ind w:left="6480" w:hanging="360"/>
+        <w:ind w:left="6480" w:hanging="480"/>
       </w:pPr>
     </w:lvl>
   </w:abstractNum>
@@ -10734,8 +10891,8 @@
     <w:name w:val="KeywordTok"/>
     <w:basedOn w:val="VerbatimChar"/>
     <w:rPr>
+      <w:color w:val="007020"/>
       <w:b/>
-      <w:color w:val="007020"/>
     </w:rPr>
   </w:style>
   <w:style w:type="character" w:customStyle="1" w:styleId="DataTypeTok">
@@ -10812,42 +10969,42 @@
     <w:name w:val="ImportTok"/>
     <w:basedOn w:val="VerbatimChar"/>
     <w:rPr>
+      <w:color w:val="008000"/>
       <w:b/>
-      <w:color w:val="008000"/>
     </w:rPr>
   </w:style>
   <w:style w:type="character" w:customStyle="1" w:styleId="CommentTok">
     <w:name w:val="CommentTok"/>
     <w:basedOn w:val="VerbatimChar"/>
     <w:rPr>
+      <w:color w:val="60a0b0"/>
       <w:i/>
-      <w:color w:val="60a0b0"/>
     </w:rPr>
   </w:style>
   <w:style w:type="character" w:customStyle="1" w:styleId="DocumentationTok">
     <w:name w:val="DocumentationTok"/>
     <w:basedOn w:val="VerbatimChar"/>
     <w:rPr>
+      <w:color w:val="ba2121"/>
       <w:i/>
-      <w:color w:val="ba2121"/>
     </w:rPr>
   </w:style>
   <w:style w:type="character" w:customStyle="1" w:styleId="AnnotationTok">
     <w:name w:val="AnnotationTok"/>
     <w:basedOn w:val="VerbatimChar"/>
     <w:rPr>
+      <w:color w:val="60a0b0"/>
       <w:b/>
       <w:i/>
-      <w:color w:val="60a0b0"/>
     </w:rPr>
   </w:style>
   <w:style w:type="character" w:customStyle="1" w:styleId="CommentVarTok">
     <w:name w:val="CommentVarTok"/>
     <w:basedOn w:val="VerbatimChar"/>
     <w:rPr>
+      <w:color w:val="60a0b0"/>
       <w:b/>
       <w:i/>
-      <w:color w:val="60a0b0"/>
     </w:rPr>
   </w:style>
   <w:style w:type="character" w:customStyle="1" w:styleId="OtherTok">
@@ -10875,8 +11032,8 @@
     <w:name w:val="ControlFlowTok"/>
     <w:basedOn w:val="VerbatimChar"/>
     <w:rPr>
+      <w:color w:val="007020"/>
       <w:b/>
-      <w:color w:val="007020"/>
     </w:rPr>
   </w:style>
   <w:style w:type="character" w:customStyle="1" w:styleId="OperatorTok">
@@ -10921,34 +11078,34 @@
     <w:name w:val="InformationTok"/>
     <w:basedOn w:val="VerbatimChar"/>
     <w:rPr>
+      <w:color w:val="60a0b0"/>
       <w:b/>
       <w:i/>
-      <w:color w:val="60a0b0"/>
     </w:rPr>
   </w:style>
   <w:style w:type="character" w:customStyle="1" w:styleId="WarningTok">
     <w:name w:val="WarningTok"/>
     <w:basedOn w:val="VerbatimChar"/>
     <w:rPr>
+      <w:color w:val="60a0b0"/>
       <w:b/>
       <w:i/>
-      <w:color w:val="60a0b0"/>
     </w:rPr>
   </w:style>
   <w:style w:type="character" w:customStyle="1" w:styleId="AlertTok">
     <w:name w:val="AlertTok"/>
     <w:basedOn w:val="VerbatimChar"/>
     <w:rPr>
+      <w:color w:val="ff0000"/>
       <w:b/>
-      <w:color w:val="ff0000"/>
     </w:rPr>
   </w:style>
   <w:style w:type="character" w:customStyle="1" w:styleId="ErrorTok">
     <w:name w:val="ErrorTok"/>
     <w:basedOn w:val="VerbatimChar"/>
     <w:rPr>
+      <w:color w:val="ff0000"/>
       <w:b/>
-      <w:color w:val="ff0000"/>
     </w:rPr>
   </w:style>
   <w:style w:type="character" w:customStyle="1" w:styleId="NormalTok">

--- a/docs/exports/15-IMAGEKIT.docx
+++ b/docs/exports/15-IMAGEKIT.docx
@@ -24,133 +24,133 @@
       </w:pPr>
       <w:r>
         <w:rPr>
+          <w:i/>
           <w:iCs/>
+        </w:rPr>
+        <w:t xml:space="preserve">The reference of</w:t>
+      </w:r>
+      <w:r>
+        <w:rPr>
           <w:i/>
-        </w:rPr>
-        <w:t xml:space="preserve">The reference of</w:t>
-      </w:r>
-      <w:r>
-        <w:rPr>
           <w:iCs/>
+        </w:rPr>
+        <w:t xml:space="preserve"> </w:t>
+      </w:r>
+      <w:r>
+        <w:rPr>
+          <w:b/>
+          <w:bCs/>
           <w:i/>
-        </w:rPr>
-        <w:t xml:space="preserve"> </w:t>
-      </w:r>
-      <w:r>
-        <w:rPr>
-          <w:bCs/>
-          <w:b/>
           <w:iCs/>
+        </w:rPr>
+        <w:t xml:space="preserve">ImageKit</w:t>
+      </w:r>
+      <w:r>
+        <w:rPr>
           <w:i/>
-        </w:rPr>
-        <w:t xml:space="preserve">ImageKit</w:t>
-      </w:r>
-      <w:r>
-        <w:rPr>
           <w:iCs/>
+        </w:rPr>
+        <w:t xml:space="preserve"> </w:t>
+      </w:r>
+      <w:r>
+        <w:rPr>
           <w:i/>
-        </w:rPr>
-        <w:t xml:space="preserve"> </w:t>
-      </w:r>
-      <w:r>
-        <w:rPr>
           <w:iCs/>
+        </w:rPr>
+        <w:t xml:space="preserve">(</w:t>
+      </w:r>
+      <w:r>
+        <w:rPr>
+          <w:rStyle w:val="VerbatimChar"/>
           <w:i/>
-        </w:rPr>
-        <w:t xml:space="preserve">(</w:t>
+          <w:iCs/>
+        </w:rPr>
+        <w:t xml:space="preserve">SD:/lib/imagekit.so</w:t>
+      </w:r>
+      <w:r>
+        <w:rPr>
+          <w:i/>
+          <w:iCs/>
+        </w:rPr>
+        <w:t xml:space="preserve">,</w:t>
+      </w:r>
+      <w:r>
+        <w:rPr>
+          <w:i/>
+          <w:iCs/>
+        </w:rPr>
+        <w:t xml:space="preserve"> </w:t>
       </w:r>
       <w:r>
         <w:rPr>
           <w:rStyle w:val="VerbatimChar"/>
+          <w:i/>
           <w:iCs/>
+        </w:rPr>
+        <w:t xml:space="preserve">user/Kits/imagekit</w:t>
+      </w:r>
+      <w:r>
+        <w:rPr>
           <w:i/>
-        </w:rPr>
-        <w:t xml:space="preserve">SD:/lib/imagekit.so</w:t>
-      </w:r>
-      <w:r>
-        <w:rPr>
           <w:iCs/>
+        </w:rPr>
+        <w:t xml:space="preserve">): what it is for, how a program uses it, and every operation it exposes. The operations' part is made from the kit's headers by</w:t>
+      </w:r>
+      <w:r>
+        <w:rPr>
           <w:i/>
-        </w:rPr>
-        <w:t xml:space="preserve">,</w:t>
-      </w:r>
-      <w:r>
-        <w:rPr>
           <w:iCs/>
+        </w:rPr>
+        <w:t xml:space="preserve"> </w:t>
+      </w:r>
+      <w:r>
+        <w:rPr>
+          <w:rStyle w:val="VerbatimChar"/>
           <w:i/>
-        </w:rPr>
-        <w:t xml:space="preserve"> </w:t>
-      </w:r>
-      <w:r>
-        <w:rPr>
-          <w:rStyle w:val="VerbatimChar"/>
           <w:iCs/>
+        </w:rPr>
+        <w:t xml:space="preserve">tools/docgen/kitdocs.py</w:t>
+      </w:r>
+      <w:r>
+        <w:rPr>
           <w:i/>
-        </w:rPr>
-        <w:t xml:space="preserve">user/Kits/imagekit</w:t>
-      </w:r>
-      <w:r>
-        <w:rPr>
           <w:iCs/>
+        </w:rPr>
+        <w:t xml:space="preserve"> </w:t>
+      </w:r>
+      <w:r>
+        <w:rPr>
           <w:i/>
-        </w:rPr>
-        <w:t xml:space="preserve">): what it is for, how a program uses it, and every operation it exposes. The operations' part is made from the kit's headers by</w:t>
-      </w:r>
-      <w:r>
-        <w:rPr>
           <w:iCs/>
+        </w:rPr>
+        <w:t xml:space="preserve">— the headers are the source. Overview of all the kits:</w:t>
+      </w:r>
+      <w:r>
+        <w:rPr>
           <w:i/>
-        </w:rPr>
-        <w:t xml:space="preserve"> </w:t>
-      </w:r>
-      <w:r>
-        <w:rPr>
-          <w:rStyle w:val="VerbatimChar"/>
           <w:iCs/>
-          <w:i/>
-        </w:rPr>
-        <w:t xml:space="preserve">tools/docgen/kitdocs.py</w:t>
-      </w:r>
-      <w:r>
-        <w:rPr>
-          <w:iCs/>
-          <w:i/>
-        </w:rPr>
-        <w:t xml:space="preserve"> </w:t>
-      </w:r>
-      <w:r>
-        <w:rPr>
-          <w:iCs/>
-          <w:i/>
-        </w:rPr>
-        <w:t xml:space="preserve">— the headers are the source. Overview of all the kits:</w:t>
-      </w:r>
-      <w:r>
-        <w:rPr>
-          <w:iCs/>
-          <w:i/>
-        </w:rPr>
-        <w:t xml:space="preserve"> </w:t>
-      </w:r>
-      <w:hyperlink r:id="rId20">
+        </w:rPr>
+        <w:t xml:space="preserve"> </w:t>
+      </w:r>
+      <w:hyperlink r:id="rId18">
         <w:r>
           <w:rPr>
             <w:rStyle w:val="Hyperlink"/>
+            <w:i/>
             <w:iCs/>
-            <w:i/>
           </w:rPr>
           <w:t xml:space="preserve">The Kits</w:t>
         </w:r>
       </w:hyperlink>
       <w:r>
         <w:rPr>
+          <w:i/>
           <w:iCs/>
-          <w:i/>
         </w:rPr>
         <w:t xml:space="preserve">.</w:t>
       </w:r>
     </w:p>
-    <w:bookmarkStart w:id="21" w:name="contents"/>
+    <w:bookmarkStart w:id="19" w:name="contents"/>
     <w:p>
       <w:pPr>
         <w:pStyle w:val="Heading2"/>
@@ -161,11 +161,11 @@
     </w:p>
     <w:p>
       <w:pPr>
+        <w:pStyle w:val="Compact"/>
         <w:numPr>
           <w:ilvl w:val="0"/>
           <w:numId w:val="1001"/>
         </w:numPr>
-        <w:pStyle w:val="Compact"/>
       </w:pPr>
       <w:hyperlink w:anchor="what-it-is">
         <w:r>
@@ -178,11 +178,11 @@
     </w:p>
     <w:p>
       <w:pPr>
+        <w:pStyle w:val="Compact"/>
         <w:numPr>
           <w:ilvl w:val="0"/>
           <w:numId w:val="1001"/>
         </w:numPr>
-        <w:pStyle w:val="Compact"/>
       </w:pPr>
       <w:hyperlink w:anchor="using-it">
         <w:r>
@@ -195,11 +195,11 @@
     </w:p>
     <w:p>
       <w:pPr>
+        <w:pStyle w:val="Compact"/>
         <w:numPr>
           <w:ilvl w:val="0"/>
           <w:numId w:val="1001"/>
         </w:numPr>
-        <w:pStyle w:val="Compact"/>
       </w:pPr>
       <w:hyperlink w:anchor="index">
         <w:r>
@@ -212,11 +212,11 @@
     </w:p>
     <w:p>
       <w:pPr>
+        <w:pStyle w:val="Compact"/>
         <w:numPr>
           <w:ilvl w:val="0"/>
           <w:numId w:val="1001"/>
         </w:numPr>
-        <w:pStyle w:val="Compact"/>
       </w:pPr>
       <w:hyperlink w:anchor="imagekitimagekith">
         <w:r>
@@ -234,8 +234,8 @@
         </w:pict>
       </w:r>
     </w:p>
-    <w:bookmarkEnd w:id="21"/>
-    <w:bookmarkStart w:id="22" w:name="what-it-is"/>
+    <w:bookmarkEnd w:id="19"/>
+    <w:bookmarkStart w:id="20" w:name="what-it-is"/>
     <w:p>
       <w:pPr>
         <w:pStyle w:val="Heading2"/>
@@ -257,7 +257,6 @@
         <w:tblStyle w:val="Table"/>
         <w:tblW w:type="auto" w:w="0"/>
         <w:tblLook w:firstRow="1" w:lastRow="0" w:firstColumn="0" w:lastColumn="0" w:noHBand="0" w:noVBand="0" w:val="0020"/>
-        <w:jc w:val="start"/>
       </w:tblPr>
       <w:tblGrid>
         <w:gridCol w:w="3960"/>
@@ -265,7 +264,7 @@
       </w:tblGrid>
       <w:tr>
         <w:trPr>
-          <w:tblHeader w:val="true"/>
+          <w:tblHeader w:val="on"/>
         </w:trPr>
         <w:tc>
           <w:tcPr/>
@@ -290,7 +289,6 @@
           <w:p>
             <w:pPr>
               <w:pStyle w:val="Compact"/>
-              <w:jc w:val="left"/>
             </w:pPr>
             <w:r>
               <w:t xml:space="preserve">Include</w:t>
@@ -302,7 +300,6 @@
           <w:p>
             <w:pPr>
               <w:pStyle w:val="Compact"/>
-              <w:jc w:val="left"/>
             </w:pPr>
             <w:r>
               <w:rPr>
@@ -319,7 +316,6 @@
           <w:p>
             <w:pPr>
               <w:pStyle w:val="Compact"/>
-              <w:jc w:val="left"/>
             </w:pPr>
             <w:r>
               <w:t xml:space="preserve">Link</w:t>
@@ -331,7 +327,6 @@
           <w:p>
             <w:pPr>
               <w:pStyle w:val="Compact"/>
-              <w:jc w:val="left"/>
             </w:pPr>
             <w:r>
               <w:rPr>
@@ -348,7 +343,6 @@
           <w:p>
             <w:pPr>
               <w:pStyle w:val="Compact"/>
-              <w:jc w:val="left"/>
             </w:pPr>
             <w:r>
               <w:t xml:space="preserve">Library</w:t>
@@ -360,7 +354,6 @@
           <w:p>
             <w:pPr>
               <w:pStyle w:val="Compact"/>
-              <w:jc w:val="left"/>
             </w:pPr>
             <w:r>
               <w:rPr>
@@ -392,7 +385,6 @@
           <w:p>
             <w:pPr>
               <w:pStyle w:val="Compact"/>
-              <w:jc w:val="left"/>
             </w:pPr>
             <w:r>
               <w:t xml:space="preserve">Sources</w:t>
@@ -404,7 +396,6 @@
           <w:p>
             <w:pPr>
               <w:pStyle w:val="Compact"/>
-              <w:jc w:val="left"/>
             </w:pPr>
             <w:r>
               <w:rPr>
@@ -416,8 +407,8 @@
         </w:tc>
       </w:tr>
     </w:tbl>
-    <w:bookmarkEnd w:id="22"/>
-    <w:bookmarkStart w:id="23" w:name="using-it"/>
+    <w:bookmarkEnd w:id="20"/>
+    <w:bookmarkStart w:id="21" w:name="using-it"/>
     <w:p>
       <w:pPr>
         <w:pStyle w:val="Heading2"/>
@@ -446,8 +437,8 @@
       </w:pPr>
       <w:r>
         <w:rPr>
+          <w:b/>
           <w:bCs/>
-          <w:b/>
         </w:rPr>
         <w:t xml:space="preserve">A picture read, turned, saved in another format:</w:t>
       </w:r>
@@ -919,8 +910,8 @@
       </w:pPr>
       <w:r>
         <w:rPr>
+          <w:b/>
           <w:bCs/>
-          <w:b/>
         </w:rPr>
         <w:t xml:space="preserve">Pixels of the program's own, saved:</w:t>
       </w:r>
@@ -1110,8 +1101,8 @@
       </w:pPr>
       <w:r>
         <w:rPr>
+          <w:b/>
           <w:bCs/>
-          <w:b/>
         </w:rPr>
         <w:t xml:space="preserve">The formats, asked</w:t>
       </w:r>
@@ -1252,8 +1243,8 @@
         <w:t xml:space="preserve">same header.</w:t>
       </w:r>
     </w:p>
-    <w:bookmarkEnd w:id="23"/>
-    <w:bookmarkStart w:id="24" w:name="index"/>
+    <w:bookmarkEnd w:id="21"/>
+    <w:bookmarkStart w:id="22" w:name="index"/>
     <w:p>
       <w:pPr>
         <w:pStyle w:val="Heading2"/>
@@ -1275,7 +1266,6 @@
         <w:tblStyle w:val="Table"/>
         <w:tblW w:type="auto" w:w="0"/>
         <w:tblLook w:firstRow="1" w:lastRow="0" w:firstColumn="0" w:lastColumn="0" w:noHBand="0" w:noVBand="0" w:val="0020"/>
-        <w:jc w:val="start"/>
       </w:tblPr>
       <w:tblGrid>
         <w:gridCol w:w="2640"/>
@@ -1284,14 +1274,13 @@
       </w:tblGrid>
       <w:tr>
         <w:trPr>
-          <w:tblHeader w:val="true"/>
+          <w:tblHeader w:val="on"/>
         </w:trPr>
         <w:tc>
           <w:tcPr/>
           <w:p>
             <w:pPr>
               <w:pStyle w:val="Compact"/>
-              <w:jc w:val="left"/>
             </w:pPr>
             <w:r>
               <w:t xml:space="preserve">Name</w:t>
@@ -1303,7 +1292,6 @@
           <w:p>
             <w:pPr>
               <w:pStyle w:val="Compact"/>
-              <w:jc w:val="left"/>
             </w:pPr>
             <w:r>
               <w:t xml:space="preserve">What it does</w:t>
@@ -1315,7 +1303,6 @@
           <w:p>
             <w:pPr>
               <w:pStyle w:val="Compact"/>
-              <w:jc w:val="left"/>
             </w:pPr>
             <w:r>
               <w:t xml:space="preserve">Header</w:t>
@@ -1329,7 +1316,6 @@
           <w:p>
             <w:pPr>
               <w:pStyle w:val="Compact"/>
-              <w:jc w:val="left"/>
             </w:pPr>
             <w:r>
               <w:rPr>
@@ -1344,7 +1330,6 @@
           <w:p>
             <w:pPr>
               <w:pStyle w:val="Compact"/>
-              <w:jc w:val="left"/>
             </w:pPr>
             <w:r>
               <w:t xml:space="preserve">a buffer the library returned</w:t>
@@ -1356,7 +1341,6 @@
           <w:p>
             <w:pPr>
               <w:pStyle w:val="Compact"/>
-              <w:jc w:val="left"/>
             </w:pPr>
             <w:r>
               <w:rPr>
@@ -1373,7 +1357,6 @@
           <w:p>
             <w:pPr>
               <w:pStyle w:val="Compact"/>
-              <w:jc w:val="left"/>
             </w:pPr>
             <w:r>
               <w:rPr>
@@ -1388,7 +1371,6 @@
           <w:p>
             <w:pPr>
               <w:pStyle w:val="Compact"/>
-              <w:jc w:val="left"/>
             </w:pPr>
             <w:r>
               <w:t xml:space="preserve">transparent black; 0: no memory, a bad size</w:t>
@@ -1400,7 +1382,6 @@
           <w:p>
             <w:pPr>
               <w:pStyle w:val="Compact"/>
-              <w:jc w:val="left"/>
             </w:pPr>
             <w:r>
               <w:rPr>
@@ -1417,7 +1398,6 @@
           <w:p>
             <w:pPr>
               <w:pStyle w:val="Compact"/>
-              <w:jc w:val="left"/>
             </w:pPr>
             <w:r>
               <w:rPr>
@@ -1432,7 +1412,6 @@
           <w:p>
             <w:pPr>
               <w:pStyle w:val="Compact"/>
-              <w:jc w:val="left"/>
             </w:pPr>
             <w:r>
               <w:t xml:space="preserve">a copy of pixels (stride: in pixels)</w:t>
@@ -1444,7 +1423,6 @@
           <w:p>
             <w:pPr>
               <w:pStyle w:val="Compact"/>
-              <w:jc w:val="left"/>
             </w:pPr>
             <w:r>
               <w:rPr>
@@ -1461,7 +1439,6 @@
           <w:p>
             <w:pPr>
               <w:pStyle w:val="Compact"/>
-              <w:jc w:val="left"/>
             </w:pPr>
             <w:r>
               <w:rPr>
@@ -1476,7 +1453,6 @@
           <w:p>
             <w:pPr>
               <w:pStyle w:val="Compact"/>
-              <w:jc w:val="left"/>
             </w:pPr>
             <w:r>
               <w:t xml:space="preserve">a new picture with the same pixels; 0: no picture, no memory</w:t>
@@ -1488,7 +1464,6 @@
           <w:p>
             <w:pPr>
               <w:pStyle w:val="Compact"/>
-              <w:jc w:val="left"/>
             </w:pPr>
             <w:r>
               <w:rPr>
@@ -1505,7 +1480,6 @@
           <w:p>
             <w:pPr>
               <w:pStyle w:val="Compact"/>
-              <w:jc w:val="left"/>
             </w:pPr>
             <w:r>
               <w:rPr>
@@ -1520,7 +1494,6 @@
           <w:p>
             <w:pPr>
               <w:pStyle w:val="Compact"/>
-              <w:jc w:val="left"/>
             </w:pPr>
             <w:r>
               <w:t xml:space="preserve">the picture and its pixels freed (0: nothing)</w:t>
@@ -1532,7 +1505,6 @@
           <w:p>
             <w:pPr>
               <w:pStyle w:val="Compact"/>
-              <w:jc w:val="left"/>
             </w:pPr>
             <w:r>
               <w:rPr>
@@ -1549,7 +1521,6 @@
           <w:p>
             <w:pPr>
               <w:pStyle w:val="Compact"/>
-              <w:jc w:val="left"/>
             </w:pPr>
             <w:r>
               <w:rPr>
@@ -1564,7 +1535,6 @@
           <w:p>
             <w:pPr>
               <w:pStyle w:val="Compact"/>
-              <w:jc w:val="left"/>
             </w:pPr>
             <w:r>
               <w:t xml:space="preserve">in pixels (0: no picture)</w:t>
@@ -1576,7 +1546,6 @@
           <w:p>
             <w:pPr>
               <w:pStyle w:val="Compact"/>
-              <w:jc w:val="left"/>
             </w:pPr>
             <w:r>
               <w:rPr>
@@ -1593,7 +1562,6 @@
           <w:p>
             <w:pPr>
               <w:pStyle w:val="Compact"/>
-              <w:jc w:val="left"/>
             </w:pPr>
             <w:r>
               <w:rPr>
@@ -1608,7 +1576,6 @@
           <w:p>
             <w:pPr>
               <w:pStyle w:val="Compact"/>
-              <w:jc w:val="left"/>
             </w:pPr>
             <w:r>
               <w:t xml:space="preserve">in pixels (0: no picture)</w:t>
@@ -1620,7 +1587,6 @@
           <w:p>
             <w:pPr>
               <w:pStyle w:val="Compact"/>
-              <w:jc w:val="left"/>
             </w:pPr>
             <w:r>
               <w:rPr>
@@ -1637,7 +1603,6 @@
           <w:p>
             <w:pPr>
               <w:pStyle w:val="Compact"/>
-              <w:jc w:val="left"/>
             </w:pPr>
             <w:r>
               <w:rPr>
@@ -1652,7 +1617,6 @@
           <w:p>
             <w:pPr>
               <w:pStyle w:val="Compact"/>
-              <w:jc w:val="left"/>
             </w:pPr>
             <w:r>
               <w:t xml:space="preserve">IK_ARGB8</w:t>
@@ -1664,7 +1628,6 @@
           <w:p>
             <w:pPr>
               <w:pStyle w:val="Compact"/>
-              <w:jc w:val="left"/>
             </w:pPr>
             <w:r>
               <w:rPr>
@@ -1681,7 +1644,6 @@
           <w:p>
             <w:pPr>
               <w:pStyle w:val="Compact"/>
-              <w:jc w:val="left"/>
             </w:pPr>
             <w:r>
               <w:rPr>
@@ -1696,7 +1658,6 @@
           <w:p>
             <w:pPr>
               <w:pStyle w:val="Compact"/>
-              <w:jc w:val="left"/>
             </w:pPr>
             <w:r>
               <w:t xml:space="preserve">its w * h pixels (until the image changes size)</w:t>
@@ -1708,7 +1669,6 @@
           <w:p>
             <w:pPr>
               <w:pStyle w:val="Compact"/>
-              <w:jc w:val="left"/>
             </w:pPr>
             <w:r>
               <w:rPr>
@@ -1725,7 +1685,6 @@
           <w:p>
             <w:pPr>
               <w:pStyle w:val="Compact"/>
-              <w:jc w:val="left"/>
             </w:pPr>
             <w:r>
               <w:rPr>
@@ -1740,7 +1699,6 @@
           <w:p>
             <w:pPr>
               <w:pStyle w:val="Compact"/>
-              <w:jc w:val="left"/>
             </w:pPr>
             <w:r>
               <w:t xml:space="preserve">every pixel set to that 0xAARRGGBB value</w:t>
@@ -1752,7 +1710,6 @@
           <w:p>
             <w:pPr>
               <w:pStyle w:val="Compact"/>
-              <w:jc w:val="left"/>
             </w:pPr>
             <w:r>
               <w:rPr>
@@ -1769,7 +1726,6 @@
           <w:p>
             <w:pPr>
               <w:pStyle w:val="Compact"/>
-              <w:jc w:val="left"/>
             </w:pPr>
             <w:r>
               <w:rPr>
@@ -1784,7 +1740,6 @@
           <w:p>
             <w:pPr>
               <w:pStyle w:val="Compact"/>
-              <w:jc w:val="left"/>
             </w:pPr>
             <w:r>
               <w:t xml:space="preserve">every pixel's alpha 255</w:t>
@@ -1796,7 +1751,6 @@
           <w:p>
             <w:pPr>
               <w:pStyle w:val="Compact"/>
-              <w:jc w:val="left"/>
             </w:pPr>
             <w:r>
               <w:rPr>
@@ -1813,7 +1767,6 @@
           <w:p>
             <w:pPr>
               <w:pStyle w:val="Compact"/>
-              <w:jc w:val="left"/>
             </w:pPr>
             <w:r>
               <w:rPr>
@@ -1828,7 +1781,6 @@
           <w:p>
             <w:pPr>
               <w:pStyle w:val="Compact"/>
-              <w:jc w:val="left"/>
             </w:pPr>
             <w:r>
               <w:t xml:space="preserve">laid on a colour, the result opaque</w:t>
@@ -1840,7 +1792,6 @@
           <w:p>
             <w:pPr>
               <w:pStyle w:val="Compact"/>
-              <w:jc w:val="left"/>
             </w:pPr>
             <w:r>
               <w:rPr>
@@ -1857,7 +1808,6 @@
           <w:p>
             <w:pPr>
               <w:pStyle w:val="Compact"/>
-              <w:jc w:val="left"/>
             </w:pPr>
             <w:r>
               <w:rPr>
@@ -1872,7 +1822,6 @@
           <w:p>
             <w:pPr>
               <w:pStyle w:val="Compact"/>
-              <w:jc w:val="left"/>
             </w:pPr>
             <w:r>
               <w:t xml:space="preserve">1: a pixel is not opaque</w:t>
@@ -1884,7 +1833,6 @@
           <w:p>
             <w:pPr>
               <w:pStyle w:val="Compact"/>
-              <w:jc w:val="left"/>
             </w:pPr>
             <w:r>
               <w:rPr>
@@ -1901,7 +1849,6 @@
           <w:p>
             <w:pPr>
               <w:pStyle w:val="Compact"/>
-              <w:jc w:val="left"/>
             </w:pPr>
             <w:r>
               <w:rPr>
@@ -1916,7 +1863,6 @@
           <w:p>
             <w:pPr>
               <w:pStyle w:val="Compact"/>
-              <w:jc w:val="left"/>
             </w:pPr>
             <w:r>
               <w:t xml:space="preserve">how many there are (out: up to max)</w:t>
@@ -1928,7 +1874,6 @@
           <w:p>
             <w:pPr>
               <w:pStyle w:val="Compact"/>
-              <w:jc w:val="left"/>
             </w:pPr>
             <w:r>
               <w:rPr>
@@ -1945,7 +1890,6 @@
           <w:p>
             <w:pPr>
               <w:pStyle w:val="Compact"/>
-              <w:jc w:val="left"/>
             </w:pPr>
             <w:r>
               <w:rPr>
@@ -1960,7 +1904,6 @@
           <w:p>
             <w:pPr>
               <w:pStyle w:val="Compact"/>
-              <w:jc w:val="left"/>
             </w:pPr>
             <w:r>
               <w:t xml:space="preserve">(a type)</w:t>
@@ -1972,7 +1915,6 @@
           <w:p>
             <w:pPr>
               <w:pStyle w:val="Compact"/>
-              <w:jc w:val="left"/>
             </w:pPr>
             <w:r>
               <w:rPr>
@@ -1989,7 +1931,6 @@
           <w:p>
             <w:pPr>
               <w:pStyle w:val="Compact"/>
-              <w:jc w:val="left"/>
             </w:pPr>
             <w:r>
               <w:rPr>
@@ -2004,7 +1945,6 @@
           <w:p>
             <w:pPr>
               <w:pStyle w:val="Compact"/>
-              <w:jc w:val="left"/>
             </w:pPr>
             <w:r>
               <w:t xml:space="preserve">by its extension (bmp gif png jpg jpeg jpe pcx webp)</w:t>
@@ -2016,7 +1956,6 @@
           <w:p>
             <w:pPr>
               <w:pStyle w:val="Compact"/>
-              <w:jc w:val="left"/>
             </w:pPr>
             <w:r>
               <w:rPr>
@@ -2033,7 +1972,6 @@
           <w:p>
             <w:pPr>
               <w:pStyle w:val="Compact"/>
-              <w:jc w:val="left"/>
             </w:pPr>
             <w:r>
               <w:rPr>
@@ -2048,7 +1986,6 @@
           <w:p>
             <w:pPr>
               <w:pStyle w:val="Compact"/>
-              <w:jc w:val="left"/>
             </w:pPr>
             <w:r>
               <w:t xml:space="preserve">1 / 0: not a picture this reads</w:t>
@@ -2060,7 +1997,6 @@
           <w:p>
             <w:pPr>
               <w:pStyle w:val="Compact"/>
-              <w:jc w:val="left"/>
             </w:pPr>
             <w:r>
               <w:rPr>
@@ -2077,7 +2013,6 @@
           <w:p>
             <w:pPr>
               <w:pStyle w:val="Compact"/>
-              <w:jc w:val="left"/>
             </w:pPr>
             <w:r>
               <w:rPr>
@@ -2092,7 +2027,6 @@
           <w:p>
             <w:pPr>
               <w:pStyle w:val="Compact"/>
-              <w:jc w:val="left"/>
             </w:pPr>
             <w:r>
               <w:t xml:space="preserve">the picture (an animation: its first frame); 0</w:t>
@@ -2104,7 +2038,6 @@
           <w:p>
             <w:pPr>
               <w:pStyle w:val="Compact"/>
-              <w:jc w:val="left"/>
             </w:pPr>
             <w:r>
               <w:rPr>
@@ -2121,7 +2054,6 @@
           <w:p>
             <w:pPr>
               <w:pStyle w:val="Compact"/>
-              <w:jc w:val="left"/>
             </w:pPr>
             <w:r>
               <w:rPr>
@@ -2136,7 +2068,6 @@
           <w:p>
             <w:pPr>
               <w:pStyle w:val="Compact"/>
-              <w:jc w:val="left"/>
             </w:pPr>
             <w:r>
               <w:t xml:space="preserve">the same from a file's n bytes in memory (flags: ignored, no orientation applied); 0</w:t>
@@ -2148,7 +2079,6 @@
           <w:p>
             <w:pPr>
               <w:pStyle w:val="Compact"/>
-              <w:jc w:val="left"/>
             </w:pPr>
             <w:r>
               <w:rPr>
@@ -2165,7 +2095,6 @@
           <w:p>
             <w:pPr>
               <w:pStyle w:val="Compact"/>
-              <w:jc w:val="left"/>
             </w:pPr>
             <w:r>
               <w:rPr>
@@ -2180,7 +2109,6 @@
           <w:p>
             <w:pPr>
               <w:pStyle w:val="Compact"/>
-              <w:jc w:val="left"/>
             </w:pPr>
             <w:r>
               <w:t xml:space="preserve">the camera's preview, turned as seen; 0: none</w:t>
@@ -2192,7 +2120,6 @@
           <w:p>
             <w:pPr>
               <w:pStyle w:val="Compact"/>
-              <w:jc w:val="left"/>
             </w:pPr>
             <w:r>
               <w:rPr>
@@ -2209,7 +2136,6 @@
           <w:p>
             <w:pPr>
               <w:pStyle w:val="Compact"/>
-              <w:jc w:val="left"/>
             </w:pPr>
             <w:r>
               <w:rPr>
@@ -2224,7 +2150,6 @@
           <w:p>
             <w:pPr>
               <w:pStyle w:val="Compact"/>
-              <w:jc w:val="left"/>
             </w:pPr>
             <w:r>
               <w:t xml:space="preserve">the last picture read: "PNG", "JPEG"... ("": none)</w:t>
@@ -2236,7 +2161,6 @@
           <w:p>
             <w:pPr>
               <w:pStyle w:val="Compact"/>
-              <w:jc w:val="left"/>
             </w:pPr>
             <w:r>
               <w:rPr>
@@ -2253,7 +2177,6 @@
           <w:p>
             <w:pPr>
               <w:pStyle w:val="Compact"/>
-              <w:jc w:val="left"/>
             </w:pPr>
             <w:r>
               <w:rPr>
@@ -2268,7 +2191,6 @@
           <w:p>
             <w:pPr>
               <w:pStyle w:val="Compact"/>
-              <w:jc w:val="left"/>
             </w:pPr>
             <w:r>
               <w:t xml:space="preserve">the file read, every frame decoded (a still picture: one frame); 0: not read</w:t>
@@ -2280,7 +2202,6 @@
           <w:p>
             <w:pPr>
               <w:pStyle w:val="Compact"/>
-              <w:jc w:val="left"/>
             </w:pPr>
             <w:r>
               <w:rPr>
@@ -2297,7 +2218,6 @@
           <w:p>
             <w:pPr>
               <w:pStyle w:val="Compact"/>
-              <w:jc w:val="left"/>
             </w:pPr>
             <w:r>
               <w:rPr>
@@ -2312,7 +2232,6 @@
           <w:p>
             <w:pPr>
               <w:pStyle w:val="Compact"/>
-              <w:jc w:val="left"/>
             </w:pPr>
             <w:r>
               <w:t xml:space="preserve">the same from a file's n bytes in memory; 0</w:t>
@@ -2324,7 +2243,6 @@
           <w:p>
             <w:pPr>
               <w:pStyle w:val="Compact"/>
-              <w:jc w:val="left"/>
             </w:pPr>
             <w:r>
               <w:rPr>
@@ -2341,7 +2259,6 @@
           <w:p>
             <w:pPr>
               <w:pStyle w:val="Compact"/>
-              <w:jc w:val="left"/>
             </w:pPr>
             <w:r>
               <w:rPr>
@@ -2356,7 +2273,6 @@
           <w:p>
             <w:pPr>
               <w:pStyle w:val="Compact"/>
-              <w:jc w:val="left"/>
             </w:pPr>
             <w:r>
               <w:t xml:space="preserve">how many frames it holds (0: none)</w:t>
@@ -2368,7 +2284,6 @@
           <w:p>
             <w:pPr>
               <w:pStyle w:val="Compact"/>
-              <w:jc w:val="left"/>
             </w:pPr>
             <w:r>
               <w:rPr>
@@ -2385,7 +2300,6 @@
           <w:p>
             <w:pPr>
               <w:pStyle w:val="Compact"/>
-              <w:jc w:val="left"/>
             </w:pPr>
             <w:r>
               <w:rPr>
@@ -2400,7 +2314,6 @@
           <w:p>
             <w:pPr>
               <w:pStyle w:val="Compact"/>
-              <w:jc w:val="left"/>
             </w:pPr>
             <w:r>
               <w:t xml:space="preserve">frame i: w * h pixels (the library's)</w:t>
@@ -2412,7 +2325,6 @@
           <w:p>
             <w:pPr>
               <w:pStyle w:val="Compact"/>
-              <w:jc w:val="left"/>
             </w:pPr>
             <w:r>
               <w:rPr>
@@ -2429,7 +2341,6 @@
           <w:p>
             <w:pPr>
               <w:pStyle w:val="Compact"/>
-              <w:jc w:val="left"/>
             </w:pPr>
             <w:r>
               <w:rPr>
@@ -2444,7 +2355,6 @@
           <w:p>
             <w:pPr>
               <w:pStyle w:val="Compact"/>
-              <w:jc w:val="left"/>
             </w:pPr>
             <w:r>
               <w:t xml:space="preserve">how long it shows, ms (0: a still picture)</w:t>
@@ -2456,7 +2366,6 @@
           <w:p>
             <w:pPr>
               <w:pStyle w:val="Compact"/>
-              <w:jc w:val="left"/>
             </w:pPr>
             <w:r>
               <w:rPr>
@@ -2473,7 +2382,6 @@
           <w:p>
             <w:pPr>
               <w:pStyle w:val="Compact"/>
-              <w:jc w:val="left"/>
             </w:pPr>
             <w:r>
               <w:rPr>
@@ -2488,7 +2396,6 @@
           <w:p>
             <w:pPr>
               <w:pStyle w:val="Compact"/>
-              <w:jc w:val="left"/>
             </w:pPr>
             <w:r>
               <w:t xml:space="preserve">every frame's width, pixels</w:t>
@@ -2500,7 +2407,6 @@
           <w:p>
             <w:pPr>
               <w:pStyle w:val="Compact"/>
-              <w:jc w:val="left"/>
             </w:pPr>
             <w:r>
               <w:rPr>
@@ -2517,7 +2423,6 @@
           <w:p>
             <w:pPr>
               <w:pStyle w:val="Compact"/>
-              <w:jc w:val="left"/>
             </w:pPr>
             <w:r>
               <w:rPr>
@@ -2532,7 +2437,6 @@
           <w:p>
             <w:pPr>
               <w:pStyle w:val="Compact"/>
-              <w:jc w:val="left"/>
             </w:pPr>
             <w:r>
               <w:t xml:space="preserve">every frame's height, pixels</w:t>
@@ -2544,7 +2448,6 @@
           <w:p>
             <w:pPr>
               <w:pStyle w:val="Compact"/>
-              <w:jc w:val="left"/>
             </w:pPr>
             <w:r>
               <w:rPr>
@@ -2561,7 +2464,6 @@
           <w:p>
             <w:pPr>
               <w:pStyle w:val="Compact"/>
-              <w:jc w:val="left"/>
             </w:pPr>
             <w:r>
               <w:rPr>
@@ -2576,7 +2478,6 @@
           <w:p>
             <w:pPr>
               <w:pStyle w:val="Compact"/>
-              <w:jc w:val="left"/>
             </w:pPr>
             <w:r>
               <w:t xml:space="preserve">the frames it still holds and the handle freed (0: nothing)</w:t>
@@ -2588,7 +2489,6 @@
           <w:p>
             <w:pPr>
               <w:pStyle w:val="Compact"/>
-              <w:jc w:val="left"/>
             </w:pPr>
             <w:r>
               <w:rPr>
@@ -2605,7 +2505,6 @@
           <w:p>
             <w:pPr>
               <w:pStyle w:val="Compact"/>
-              <w:jc w:val="left"/>
             </w:pPr>
             <w:r>
               <w:rPr>
@@ -2620,7 +2519,6 @@
           <w:p>
             <w:pPr>
               <w:pStyle w:val="Compact"/>
-              <w:jc w:val="left"/>
             </w:pPr>
             <w:r>
               <w:t xml:space="preserve">The frames handed over to the caller (px[i]</w:t>
@@ -2632,7 +2530,6 @@
           <w:p>
             <w:pPr>
               <w:pStyle w:val="Compact"/>
-              <w:jc w:val="left"/>
             </w:pPr>
             <w:r>
               <w:rPr>
@@ -2649,7 +2546,6 @@
           <w:p>
             <w:pPr>
               <w:pStyle w:val="Compact"/>
-              <w:jc w:val="left"/>
             </w:pPr>
             <w:r>
               <w:rPr>
@@ -2664,7 +2560,6 @@
           <w:p>
             <w:pPr>
               <w:pStyle w:val="Compact"/>
-              <w:jc w:val="left"/>
             </w:pPr>
             <w:r>
               <w:t xml:space="preserve">A deflate stream inflated (zlib</w:t>
@@ -2676,7 +2571,6 @@
           <w:p>
             <w:pPr>
               <w:pStyle w:val="Compact"/>
-              <w:jc w:val="left"/>
             </w:pPr>
             <w:r>
               <w:rPr>
@@ -2693,7 +2587,6 @@
           <w:p>
             <w:pPr>
               <w:pStyle w:val="Compact"/>
-              <w:jc w:val="left"/>
             </w:pPr>
             <w:r>
               <w:rPr>
@@ -2708,7 +2601,6 @@
           <w:p>
             <w:pPr>
               <w:pStyle w:val="Compact"/>
-              <w:jc w:val="left"/>
             </w:pPr>
             <w:r>
               <w:t xml:space="preserve">0 / -1</w:t>
@@ -2720,7 +2612,6 @@
           <w:p>
             <w:pPr>
               <w:pStyle w:val="Compact"/>
-              <w:jc w:val="left"/>
             </w:pPr>
             <w:r>
               <w:rPr>
@@ -2737,7 +2628,6 @@
           <w:p>
             <w:pPr>
               <w:pStyle w:val="Compact"/>
-              <w:jc w:val="left"/>
             </w:pPr>
             <w:r>
               <w:rPr>
@@ -2752,7 +2642,6 @@
           <w:p>
             <w:pPr>
               <w:pStyle w:val="Compact"/>
-              <w:jc w:val="left"/>
             </w:pPr>
             <w:r>
               <w:t xml:space="preserve">the format from the path's extension -&gt; 0 / -1</w:t>
@@ -2764,7 +2653,6 @@
           <w:p>
             <w:pPr>
               <w:pStyle w:val="Compact"/>
-              <w:jc w:val="left"/>
             </w:pPr>
             <w:r>
               <w:rPr>
@@ -2781,7 +2669,6 @@
           <w:p>
             <w:pPr>
               <w:pStyle w:val="Compact"/>
-              <w:jc w:val="left"/>
             </w:pPr>
             <w:r>
               <w:rPr>
@@ -2796,7 +2683,6 @@
           <w:p>
             <w:pPr>
               <w:pStyle w:val="Compact"/>
-              <w:jc w:val="left"/>
             </w:pPr>
             <w:r>
               <w:t xml:space="preserve">Raw pixels encoded (stride</w:t>
@@ -2808,7 +2694,6 @@
           <w:p>
             <w:pPr>
               <w:pStyle w:val="Compact"/>
-              <w:jc w:val="left"/>
             </w:pPr>
             <w:r>
               <w:rPr>
@@ -2825,7 +2710,6 @@
           <w:p>
             <w:pPr>
               <w:pStyle w:val="Compact"/>
-              <w:jc w:val="left"/>
             </w:pPr>
             <w:r>
               <w:rPr>
@@ -2840,7 +2724,6 @@
           <w:p>
             <w:pPr>
               <w:pStyle w:val="Compact"/>
-              <w:jc w:val="left"/>
             </w:pPr>
             <w:r>
               <w:t xml:space="preserve">The low-level one</w:t>
@@ -2852,7 +2735,6 @@
           <w:p>
             <w:pPr>
               <w:pStyle w:val="Compact"/>
-              <w:jc w:val="left"/>
             </w:pPr>
             <w:r>
               <w:rPr>
@@ -2869,7 +2751,6 @@
           <w:p>
             <w:pPr>
               <w:pStyle w:val="Compact"/>
-              <w:jc w:val="left"/>
             </w:pPr>
             <w:r>
               <w:rPr>
@@ -2884,7 +2765,6 @@
           <w:p>
             <w:pPr>
               <w:pStyle w:val="Compact"/>
-              <w:jc w:val="left"/>
             </w:pPr>
             <w:r>
               <w:t xml:space="preserve">The same for pixels whose top byte is not an alpha (0x00RRGGBB, a window's canvas, a photo)</w:t>
@@ -2896,7 +2776,6 @@
           <w:p>
             <w:pPr>
               <w:pStyle w:val="Compact"/>
-              <w:jc w:val="left"/>
             </w:pPr>
             <w:r>
               <w:rPr>
@@ -2913,7 +2792,6 @@
           <w:p>
             <w:pPr>
               <w:pStyle w:val="Compact"/>
-              <w:jc w:val="left"/>
             </w:pPr>
             <w:r>
               <w:rPr>
@@ -2928,7 +2806,6 @@
           <w:p>
             <w:pPr>
               <w:pStyle w:val="Compact"/>
-              <w:jc w:val="left"/>
             </w:pPr>
             <w:r>
               <w:t xml:space="preserve">a new picture of that size</w:t>
@@ -2940,7 +2817,6 @@
           <w:p>
             <w:pPr>
               <w:pStyle w:val="Compact"/>
-              <w:jc w:val="left"/>
             </w:pPr>
             <w:r>
               <w:rPr>
@@ -2957,7 +2833,6 @@
           <w:p>
             <w:pPr>
               <w:pStyle w:val="Compact"/>
-              <w:jc w:val="left"/>
             </w:pPr>
             <w:r>
               <w:rPr>
@@ -2972,7 +2847,6 @@
           <w:p>
             <w:pPr>
               <w:pStyle w:val="Compact"/>
-              <w:jc w:val="left"/>
             </w:pPr>
             <w:r>
               <w:t xml:space="preserve">within the box, proportions kept (grow 0: never larger)</w:t>
@@ -2984,7 +2858,6 @@
           <w:p>
             <w:pPr>
               <w:pStyle w:val="Compact"/>
-              <w:jc w:val="left"/>
             </w:pPr>
             <w:r>
               <w:rPr>
@@ -3001,7 +2874,6 @@
           <w:p>
             <w:pPr>
               <w:pStyle w:val="Compact"/>
-              <w:jc w:val="left"/>
             </w:pPr>
             <w:r>
               <w:rPr>
@@ -3016,7 +2888,6 @@
           <w:p>
             <w:pPr>
               <w:pStyle w:val="Compact"/>
-              <w:jc w:val="left"/>
             </w:pPr>
             <w:r>
               <w:t xml:space="preserve">the middle cut to that shape and brought to it (a thumbnail)</w:t>
@@ -3028,7 +2899,6 @@
           <w:p>
             <w:pPr>
               <w:pStyle w:val="Compact"/>
-              <w:jc w:val="left"/>
             </w:pPr>
             <w:r>
               <w:rPr>
@@ -3045,7 +2915,6 @@
           <w:p>
             <w:pPr>
               <w:pStyle w:val="Compact"/>
-              <w:jc w:val="left"/>
             </w:pPr>
             <w:r>
               <w:rPr>
@@ -3060,7 +2929,6 @@
           <w:p>
             <w:pPr>
               <w:pStyle w:val="Compact"/>
-              <w:jc w:val="left"/>
             </w:pPr>
             <w:r>
               <w:t xml:space="preserve">in place -&gt; 0 / -1</w:t>
@@ -3072,7 +2940,6 @@
           <w:p>
             <w:pPr>
               <w:pStyle w:val="Compact"/>
-              <w:jc w:val="left"/>
             </w:pPr>
             <w:r>
               <w:rPr>
@@ -3089,7 +2956,6 @@
           <w:p>
             <w:pPr>
               <w:pStyle w:val="Compact"/>
-              <w:jc w:val="left"/>
             </w:pPr>
             <w:r>
               <w:rPr>
@@ -3104,7 +2970,6 @@
           <w:p>
             <w:pPr>
               <w:pStyle w:val="Compact"/>
-              <w:jc w:val="left"/>
             </w:pPr>
             <w:r>
               <w:t xml:space="preserve">clockwise, in place</w:t>
@@ -3116,7 +2981,6 @@
           <w:p>
             <w:pPr>
               <w:pStyle w:val="Compact"/>
-              <w:jc w:val="left"/>
             </w:pPr>
             <w:r>
               <w:rPr>
@@ -3133,7 +2997,6 @@
           <w:p>
             <w:pPr>
               <w:pStyle w:val="Compact"/>
-              <w:jc w:val="left"/>
             </w:pPr>
             <w:r>
               <w:rPr>
@@ -3148,7 +3011,6 @@
           <w:p>
             <w:pPr>
               <w:pStyle w:val="Compact"/>
-              <w:jc w:val="left"/>
             </w:pPr>
             <w:r>
               <w:t xml:space="preserve">0: left-right, 1: top-bottom</w:t>
@@ -3160,7 +3022,6 @@
           <w:p>
             <w:pPr>
               <w:pStyle w:val="Compact"/>
-              <w:jc w:val="left"/>
             </w:pPr>
             <w:r>
               <w:rPr>
@@ -3177,7 +3038,6 @@
           <w:p>
             <w:pPr>
               <w:pStyle w:val="Compact"/>
-              <w:jc w:val="left"/>
             </w:pPr>
             <w:r>
               <w:rPr>
@@ -3192,7 +3052,6 @@
           <w:p>
             <w:pPr>
               <w:pStyle w:val="Compact"/>
-              <w:jc w:val="left"/>
             </w:pPr>
             <w:r>
               <w:t xml:space="preserve">1..8 applied</w:t>
@@ -3204,7 +3063,6 @@
           <w:p>
             <w:pPr>
               <w:pStyle w:val="Compact"/>
-              <w:jc w:val="left"/>
             </w:pPr>
             <w:r>
               <w:rPr>
@@ -3221,7 +3079,6 @@
           <w:p>
             <w:pPr>
               <w:pStyle w:val="Compact"/>
-              <w:jc w:val="left"/>
             </w:pPr>
             <w:r>
               <w:rPr>
@@ -3236,7 +3093,6 @@
           <w:p>
             <w:pPr>
               <w:pStyle w:val="Compact"/>
-              <w:jc w:val="left"/>
             </w:pPr>
             <w:r>
               <w:t xml:space="preserve">a small angle, enlarged so no corner is empty (the result opaque)</w:t>
@@ -3248,7 +3104,6 @@
           <w:p>
             <w:pPr>
               <w:pStyle w:val="Compact"/>
-              <w:jc w:val="left"/>
             </w:pPr>
             <w:r>
               <w:rPr>
@@ -3265,7 +3120,6 @@
           <w:p>
             <w:pPr>
               <w:pStyle w:val="Compact"/>
-              <w:jc w:val="left"/>
             </w:pPr>
             <w:r>
               <w:rPr>
@@ -3280,7 +3134,6 @@
           <w:p>
             <w:pPr>
               <w:pStyle w:val="Compact"/>
-              <w:jc w:val="left"/>
             </w:pPr>
             <w:r>
               <w:t xml:space="preserve">(a type)</w:t>
@@ -3292,7 +3145,6 @@
           <w:p>
             <w:pPr>
               <w:pStyle w:val="Compact"/>
-              <w:jc w:val="left"/>
             </w:pPr>
             <w:r>
               <w:rPr>
@@ -3309,7 +3161,6 @@
           <w:p>
             <w:pPr>
               <w:pStyle w:val="Compact"/>
-              <w:jc w:val="left"/>
             </w:pPr>
             <w:r>
               <w:rPr>
@@ -3324,7 +3175,6 @@
           <w:p>
             <w:pPr>
               <w:pStyle w:val="Compact"/>
-              <w:jc w:val="left"/>
             </w:pPr>
             <w:r>
               <w:t xml:space="preserve">in place (the alpha kept)</w:t>
@@ -3336,7 +3186,6 @@
           <w:p>
             <w:pPr>
               <w:pStyle w:val="Compact"/>
-              <w:jc w:val="left"/>
             </w:pPr>
             <w:r>
               <w:rPr>
@@ -3353,7 +3202,6 @@
           <w:p>
             <w:pPr>
               <w:pStyle w:val="Compact"/>
-              <w:jc w:val="left"/>
             </w:pPr>
             <w:r>
               <w:rPr>
@@ -3368,7 +3216,6 @@
           <w:p>
             <w:pPr>
               <w:pStyle w:val="Compact"/>
-              <w:jc w:val="left"/>
             </w:pPr>
             <w:r>
               <w:t xml:space="preserve">"enhance": from the picture's histogram</w:t>
@@ -3380,7 +3227,6 @@
           <w:p>
             <w:pPr>
               <w:pStyle w:val="Compact"/>
-              <w:jc w:val="left"/>
             </w:pPr>
             <w:r>
               <w:rPr>
@@ -3397,7 +3243,6 @@
           <w:p>
             <w:pPr>
               <w:pStyle w:val="Compact"/>
-              <w:jc w:val="left"/>
             </w:pPr>
             <w:r>
               <w:rPr>
@@ -3412,7 +3257,6 @@
           <w:p>
             <w:pPr>
               <w:pStyle w:val="Compact"/>
-              <w:jc w:val="left"/>
             </w:pPr>
             <w:r>
               <w:t xml:space="preserve">"Black and white" ...</w:t>
@@ -3424,7 +3268,6 @@
           <w:p>
             <w:pPr>
               <w:pStyle w:val="Compact"/>
-              <w:jc w:val="left"/>
             </w:pPr>
             <w:r>
               <w:rPr>
@@ -3443,8 +3286,8 @@
         </w:pict>
       </w:r>
     </w:p>
-    <w:bookmarkEnd w:id="24"/>
-    <w:bookmarkStart w:id="31" w:name="imagekitimagekith"/>
+    <w:bookmarkEnd w:id="22"/>
+    <w:bookmarkStart w:id="29" w:name="imagekitimagekith"/>
     <w:p>
       <w:pPr>
         <w:pStyle w:val="Heading2"/>
@@ -3646,7 +3489,7 @@
         <w:t xml:space="preserve">// a buffer the library returned</w:t>
       </w:r>
     </w:p>
-    <w:bookmarkStart w:id="25" w:name="a-picture-in-memory"/>
+    <w:bookmarkStart w:id="23" w:name="a-picture-in-memory"/>
     <w:p>
       <w:pPr>
         <w:pStyle w:val="Heading3"/>
@@ -4620,8 +4463,8 @@
         <w:t xml:space="preserve">// 1: a pixel is not opaque</w:t>
       </w:r>
     </w:p>
-    <w:bookmarkEnd w:id="25"/>
-    <w:bookmarkStart w:id="26" w:name="the-formats-asked-version-2"/>
+    <w:bookmarkEnd w:id="23"/>
+    <w:bookmarkStart w:id="24" w:name="the-formats-asked-version-2"/>
     <w:p>
       <w:pPr>
         <w:pStyle w:val="Heading3"/>
@@ -5018,8 +4861,8 @@
         <w:t xml:space="preserve">// how many there are (out: up to max)</w:t>
       </w:r>
     </w:p>
-    <w:bookmarkEnd w:id="26"/>
-    <w:bookmarkStart w:id="27" w:name="reading"/>
+    <w:bookmarkEnd w:id="24"/>
+    <w:bookmarkStart w:id="25" w:name="reading"/>
     <w:p>
       <w:pPr>
         <w:pStyle w:val="Heading3"/>
@@ -6989,8 +6832,8 @@
         <w:t xml:space="preserve">);</w:t>
       </w:r>
     </w:p>
-    <w:bookmarkEnd w:id="27"/>
-    <w:bookmarkStart w:id="28" w:name="writing"/>
+    <w:bookmarkEnd w:id="25"/>
+    <w:bookmarkStart w:id="26" w:name="writing"/>
     <w:p>
       <w:pPr>
         <w:pStyle w:val="Heading3"/>
@@ -7667,8 +7510,8 @@
         <w:t xml:space="preserve">);</w:t>
       </w:r>
     </w:p>
-    <w:bookmarkEnd w:id="28"/>
-    <w:bookmarkStart w:id="29" w:name="transforms"/>
+    <w:bookmarkEnd w:id="26"/>
+    <w:bookmarkStart w:id="27" w:name="transforms"/>
     <w:p>
       <w:pPr>
         <w:pStyle w:val="Heading3"/>
@@ -9233,8 +9076,8 @@
         <w:t xml:space="preserve">// a small angle, enlarged so no corner is empty (the result opaque)</w:t>
       </w:r>
     </w:p>
-    <w:bookmarkEnd w:id="29"/>
-    <w:bookmarkStart w:id="30" w:name="adjustments-photos"/>
+    <w:bookmarkEnd w:id="27"/>
+    <w:bookmarkStart w:id="28" w:name="adjustments-photos"/>
     <w:p>
       <w:pPr>
         <w:pStyle w:val="Heading3"/>
@@ -9914,8 +9757,8 @@
         <w:t xml:space="preserve">#endif</w:t>
       </w:r>
     </w:p>
-    <w:bookmarkEnd w:id="30"/>
-    <w:bookmarkEnd w:id="31"/>
+    <w:bookmarkEnd w:id="28"/>
+    <w:bookmarkEnd w:id="29"/>
     <w:sectPr>
       <w:footerReference r:id="rId9" w:type="default"/>
       <w:footnotePr>
@@ -9997,14 +9840,14 @@
 <file path=word/numbering.xml><?xml version="1.0" encoding="utf-8"?>
 <w:numbering xmlns:w="http://schemas.openxmlformats.org/wordprocessingml/2006/main">
   <w:abstractNum w:abstractNumId="990">
-    <w:nsid w:val="A990"/>
+    <w:nsid w:val="0000A990"/>
     <w:multiLevelType w:val="multilevel"/>
     <w:lvl w:ilvl="0">
       <w:numFmt w:val="bullet"/>
       <w:lvlText w:val=" "/>
       <w:lvlJc w:val="left"/>
       <w:pPr>
-        <w:ind w:left="720" w:hanging="480"/>
+        <w:ind w:left="720" w:hanging="360"/>
       </w:pPr>
     </w:lvl>
     <w:lvl w:ilvl="1">
@@ -10012,7 +9855,7 @@
       <w:lvlText w:val=" "/>
       <w:lvlJc w:val="left"/>
       <w:pPr>
-        <w:ind w:left="1440" w:hanging="480"/>
+        <w:ind w:left="1440" w:hanging="360"/>
       </w:pPr>
     </w:lvl>
     <w:lvl w:ilvl="2">
@@ -10020,7 +9863,7 @@
       <w:lvlText w:val=" "/>
       <w:lvlJc w:val="left"/>
       <w:pPr>
-        <w:ind w:left="2160" w:hanging="480"/>
+        <w:ind w:left="2160" w:hanging="360"/>
       </w:pPr>
     </w:lvl>
     <w:lvl w:ilvl="3">
@@ -10028,7 +9871,7 @@
       <w:lvlText w:val=" "/>
       <w:lvlJc w:val="left"/>
       <w:pPr>
-        <w:ind w:left="2880" w:hanging="480"/>
+        <w:ind w:left="2880" w:hanging="360"/>
       </w:pPr>
     </w:lvl>
     <w:lvl w:ilvl="4">
@@ -10036,7 +9879,7 @@
       <w:lvlText w:val=" "/>
       <w:lvlJc w:val="left"/>
       <w:pPr>
-        <w:ind w:left="3600" w:hanging="480"/>
+        <w:ind w:left="3600" w:hanging="360"/>
       </w:pPr>
     </w:lvl>
     <w:lvl w:ilvl="5">
@@ -10044,7 +9887,7 @@
       <w:lvlText w:val=" "/>
       <w:lvlJc w:val="left"/>
       <w:pPr>
-        <w:ind w:left="4320" w:hanging="480"/>
+        <w:ind w:left="4320" w:hanging="360"/>
       </w:pPr>
     </w:lvl>
     <w:lvl w:ilvl="6">
@@ -10052,7 +9895,7 @@
       <w:lvlText w:val=" "/>
       <w:lvlJc w:val="left"/>
       <w:pPr>
-        <w:ind w:left="5040" w:hanging="480"/>
+        <w:ind w:left="5040" w:hanging="360"/>
       </w:pPr>
     </w:lvl>
     <w:lvl w:ilvl="7">
@@ -10060,7 +9903,7 @@
       <w:lvlText w:val=" "/>
       <w:lvlJc w:val="left"/>
       <w:pPr>
-        <w:ind w:left="5760" w:hanging="480"/>
+        <w:ind w:left="5760" w:hanging="360"/>
       </w:pPr>
     </w:lvl>
     <w:lvl w:ilvl="8">
@@ -10068,12 +9911,12 @@
       <w:lvlText w:val=" "/>
       <w:lvlJc w:val="left"/>
       <w:pPr>
-        <w:ind w:left="6480" w:hanging="480"/>
+        <w:ind w:left="6480" w:hanging="360"/>
       </w:pPr>
     </w:lvl>
   </w:abstractNum>
   <w:abstractNum w:abstractNumId="99411">
-    <w:nsid w:val="A99411"/>
+    <w:nsid w:val="00A99411"/>
     <w:multiLevelType w:val="multilevel"/>
     <w:lvl w:ilvl="0">
       <w:start w:val="1"/>
@@ -10081,7 +9924,7 @@
       <w:lvlText w:val="%1."/>
       <w:lvlJc w:val="left"/>
       <w:pPr>
-        <w:ind w:left="720" w:hanging="480"/>
+        <w:ind w:left="720" w:hanging="360"/>
       </w:pPr>
     </w:lvl>
     <w:lvl w:ilvl="1">
@@ -10090,7 +9933,7 @@
       <w:lvlText w:val="%2."/>
       <w:lvlJc w:val="left"/>
       <w:pPr>
-        <w:ind w:left="1440" w:hanging="480"/>
+        <w:ind w:left="1440" w:hanging="360"/>
       </w:pPr>
     </w:lvl>
     <w:lvl w:ilvl="2">
@@ -10099,7 +9942,7 @@
       <w:lvlText w:val="%3."/>
       <w:lvlJc w:val="left"/>
       <w:pPr>
-        <w:ind w:left="2160" w:hanging="480"/>
+        <w:ind w:left="2160" w:hanging="360"/>
       </w:pPr>
     </w:lvl>
     <w:lvl w:ilvl="3">
@@ -10108,7 +9951,7 @@
       <w:lvlText w:val="%4."/>
       <w:lvlJc w:val="left"/>
       <w:pPr>
-        <w:ind w:left="2880" w:hanging="480"/>
+        <w:ind w:left="2880" w:hanging="360"/>
       </w:pPr>
     </w:lvl>
     <w:lvl w:ilvl="4">
@@ -10117,7 +9960,7 @@
       <w:lvlText w:val="%5."/>
       <w:lvlJc w:val="left"/>
       <w:pPr>
-        <w:ind w:left="3600" w:hanging="480"/>
+        <w:ind w:left="3600" w:hanging="360"/>
       </w:pPr>
     </w:lvl>
     <w:lvl w:ilvl="5">
@@ -10126,7 +9969,7 @@
       <w:lvlText w:val="%6."/>
       <w:lvlJc w:val="left"/>
       <w:pPr>
-        <w:ind w:left="4320" w:hanging="480"/>
+        <w:ind w:left="4320" w:hanging="360"/>
       </w:pPr>
     </w:lvl>
     <w:lvl w:ilvl="6">
@@ -10135,7 +9978,7 @@
       <w:lvlText w:val="%7."/>
       <w:lvlJc w:val="left"/>
       <w:pPr>
-        <w:ind w:left="5040" w:hanging="480"/>
+        <w:ind w:left="5040" w:hanging="360"/>
       </w:pPr>
     </w:lvl>
     <w:lvl w:ilvl="7">
@@ -10144,7 +9987,7 @@
       <w:lvlText w:val="%8."/>
       <w:lvlJc w:val="left"/>
       <w:pPr>
-        <w:ind w:left="5760" w:hanging="480"/>
+        <w:ind w:left="5760" w:hanging="360"/>
       </w:pPr>
     </w:lvl>
     <w:lvl w:ilvl="8">
@@ -10153,7 +9996,7 @@
       <w:lvlText w:val="%9."/>
       <w:lvlJc w:val="left"/>
       <w:pPr>
-        <w:ind w:left="6480" w:hanging="480"/>
+        <w:ind w:left="6480" w:hanging="360"/>
       </w:pPr>
     </w:lvl>
   </w:abstractNum>
@@ -10891,8 +10734,8 @@
     <w:name w:val="KeywordTok"/>
     <w:basedOn w:val="VerbatimChar"/>
     <w:rPr>
+      <w:b/>
       <w:color w:val="007020"/>
-      <w:b/>
     </w:rPr>
   </w:style>
   <w:style w:type="character" w:customStyle="1" w:styleId="DataTypeTok">
@@ -10969,42 +10812,42 @@
     <w:name w:val="ImportTok"/>
     <w:basedOn w:val="VerbatimChar"/>
     <w:rPr>
+      <w:b/>
       <w:color w:val="008000"/>
-      <w:b/>
     </w:rPr>
   </w:style>
   <w:style w:type="character" w:customStyle="1" w:styleId="CommentTok">
     <w:name w:val="CommentTok"/>
     <w:basedOn w:val="VerbatimChar"/>
     <w:rPr>
+      <w:i/>
       <w:color w:val="60a0b0"/>
-      <w:i/>
     </w:rPr>
   </w:style>
   <w:style w:type="character" w:customStyle="1" w:styleId="DocumentationTok">
     <w:name w:val="DocumentationTok"/>
     <w:basedOn w:val="VerbatimChar"/>
     <w:rPr>
+      <w:i/>
       <w:color w:val="ba2121"/>
-      <w:i/>
     </w:rPr>
   </w:style>
   <w:style w:type="character" w:customStyle="1" w:styleId="AnnotationTok">
     <w:name w:val="AnnotationTok"/>
     <w:basedOn w:val="VerbatimChar"/>
     <w:rPr>
-      <w:color w:val="60a0b0"/>
       <w:b/>
       <w:i/>
+      <w:color w:val="60a0b0"/>
     </w:rPr>
   </w:style>
   <w:style w:type="character" w:customStyle="1" w:styleId="CommentVarTok">
     <w:name w:val="CommentVarTok"/>
     <w:basedOn w:val="VerbatimChar"/>
     <w:rPr>
-      <w:color w:val="60a0b0"/>
       <w:b/>
       <w:i/>
+      <w:color w:val="60a0b0"/>
     </w:rPr>
   </w:style>
   <w:style w:type="character" w:customStyle="1" w:styleId="OtherTok">
@@ -11032,8 +10875,8 @@
     <w:name w:val="ControlFlowTok"/>
     <w:basedOn w:val="VerbatimChar"/>
     <w:rPr>
+      <w:b/>
       <w:color w:val="007020"/>
-      <w:b/>
     </w:rPr>
   </w:style>
   <w:style w:type="character" w:customStyle="1" w:styleId="OperatorTok">
@@ -11078,34 +10921,34 @@
     <w:name w:val="InformationTok"/>
     <w:basedOn w:val="VerbatimChar"/>
     <w:rPr>
-      <w:color w:val="60a0b0"/>
       <w:b/>
       <w:i/>
+      <w:color w:val="60a0b0"/>
     </w:rPr>
   </w:style>
   <w:style w:type="character" w:customStyle="1" w:styleId="WarningTok">
     <w:name w:val="WarningTok"/>
     <w:basedOn w:val="VerbatimChar"/>
     <w:rPr>
-      <w:color w:val="60a0b0"/>
       <w:b/>
       <w:i/>
+      <w:color w:val="60a0b0"/>
     </w:rPr>
   </w:style>
   <w:style w:type="character" w:customStyle="1" w:styleId="AlertTok">
     <w:name w:val="AlertTok"/>
     <w:basedOn w:val="VerbatimChar"/>
     <w:rPr>
+      <w:b/>
       <w:color w:val="ff0000"/>
-      <w:b/>
     </w:rPr>
   </w:style>
   <w:style w:type="character" w:customStyle="1" w:styleId="ErrorTok">
     <w:name w:val="ErrorTok"/>
     <w:basedOn w:val="VerbatimChar"/>
     <w:rPr>
+      <w:b/>
       <w:color w:val="ff0000"/>
-      <w:b/>
     </w:rPr>
   </w:style>
   <w:style w:type="character" w:customStyle="1" w:styleId="NormalTok">
